--- a/examples/general/doc/08-evaluation-har_eval_soft.docx
+++ b/examples/general/doc/08-evaluation-har_eval_soft.docx
@@ -84,15 +84,90 @@
       </w:r>
     </w:p>
     <w:bookmarkEnd w:id="22"/>
-    <w:bookmarkStart w:id="26" w:name="walkthrough"/>
+    <w:bookmarkStart w:id="23" w:name="how-to-read-this-walkthrough"/>
     <w:p>
       <w:pPr>
         <w:pStyle w:val="Heading2"/>
       </w:pPr>
       <w:r>
+        <w:t xml:space="preserve">How to read this walkthrough</w:t>
+      </w:r>
+    </w:p>
+    <w:p>
+      <w:pPr>
+        <w:pStyle w:val="FirstParagraph"/>
+      </w:pPr>
+      <w:r>
+        <w:t xml:space="preserve">The code blocks below follow the same learning rhythm used throughout the collection: prepare the environment, choose the dataset, configure the method, run the analysis, and then inspect the result. Readers who are still learning time-series mining can use that order to understand not only</w:t>
+      </w:r>
+      <w:r>
+        <w:t xml:space="preserve"> </w:t>
+      </w:r>
+      <w:r>
+        <w:rPr>
+          <w:i/>
+          <w:iCs/>
+        </w:rPr>
+        <w:t xml:space="preserve">what</w:t>
+      </w:r>
+      <w:r>
+        <w:t xml:space="preserve"> </w:t>
+      </w:r>
+      <w:r>
+        <w:t xml:space="preserve">each command does, but also</w:t>
+      </w:r>
+      <w:r>
+        <w:t xml:space="preserve"> </w:t>
+      </w:r>
+      <w:r>
+        <w:rPr>
+          <w:i/>
+          <w:iCs/>
+        </w:rPr>
+        <w:t xml:space="preserve">why</w:t>
+      </w:r>
+      <w:r>
+        <w:t xml:space="preserve"> </w:t>
+      </w:r>
+      <w:r>
+        <w:t xml:space="preserve">it appears at that stage of the workflow.</w:t>
+      </w:r>
+    </w:p>
+    <w:p>
+      <w:pPr>
+        <w:pStyle w:val="BodyText"/>
+      </w:pPr>
+      <w:r>
+        <w:t xml:space="preserve">As you go through the notebook, read the inline comments inside each chunk as the operational explanation and use the surrounding prose as the conceptual guide.</w:t>
+      </w:r>
+    </w:p>
+    <w:bookmarkEnd w:id="23"/>
+    <w:bookmarkStart w:id="32" w:name="walkthrough"/>
+    <w:p>
+      <w:pPr>
+        <w:pStyle w:val="Heading2"/>
+      </w:pPr>
+      <w:r>
         <w:t xml:space="preserve">Walkthrough</w:t>
       </w:r>
     </w:p>
+    <w:bookmarkStart w:id="24" w:name="prepare-the-example"/>
+    <w:p>
+      <w:pPr>
+        <w:pStyle w:val="Heading3"/>
+      </w:pPr>
+      <w:r>
+        <w:t xml:space="preserve">Prepare the Example</w:t>
+      </w:r>
+    </w:p>
+    <w:p>
+      <w:pPr>
+        <w:pStyle w:val="FirstParagraph"/>
+      </w:pPr>
+      <w:r>
+        <w:t xml:space="preserve">We begin by organizing the environment, loading the packages, and selecting the dataset used in the notebook. This part is intentionally more direct: the goal is to make the starting point explicit before the method-specific reasoning begins.</w:t>
+      </w:r>
+    </w:p>
     <w:p>
       <w:pPr>
         <w:pStyle w:val="SourceCode"/>
@@ -302,6 +377,24 @@
           <w:rStyle w:val="VerbatimChar"/>
         </w:rPr>
         <w:t xml:space="preserve">## 6 0.3153224 FALSE</w:t>
+      </w:r>
+    </w:p>
+    <w:bookmarkEnd w:id="24"/>
+    <w:bookmarkStart w:id="28" w:name="interpret-the-result-visually"/>
+    <w:p>
+      <w:pPr>
+        <w:pStyle w:val="Heading3"/>
+      </w:pPr>
+      <w:r>
+        <w:t xml:space="preserve">Interpret the Result Visually</w:t>
+      </w:r>
+    </w:p>
+    <w:p>
+      <w:pPr>
+        <w:pStyle w:val="FirstParagraph"/>
+      </w:pPr>
+      <w:r>
+        <w:t xml:space="preserve">The final plots are not just illustrations. They help the reader connect the method’s internal output with the original series, making it easier to see why a point, range, motif, or symbolic pattern was emphasized and whether that emphasis is coherent with the stated objective of the example.</w:t>
       </w:r>
     </w:p>
     <w:p>
@@ -363,18 +456,18 @@
           <wp:inline>
             <wp:extent cx="4620126" cy="3696101"/>
             <wp:effectExtent b="0" l="0" r="0" t="0"/>
-            <wp:docPr descr="" title="" id="24" name="Picture"/>
+            <wp:docPr descr="" title="" id="26" name="Picture"/>
             <a:graphic>
               <a:graphicData uri="http://schemas.openxmlformats.org/drawingml/2006/picture">
                 <pic:pic>
                   <pic:nvPicPr>
-                    <pic:cNvPr descr="/home/gpca/harbinger/examples/general/doc/har_eval_soft_files/figure-docx/unnamed-chunk-5-1.png" id="25" name="Picture"/>
+                    <pic:cNvPr descr="/home/gpca/harbinger/examples/general/doc/08-evaluation-har_eval_soft_files/figure-docx/unnamed-chunk-5-1.png" id="27" name="Picture"/>
                     <pic:cNvPicPr>
                       <a:picLocks noChangeArrowheads="1" noChangeAspect="1"/>
                     </pic:cNvPicPr>
                   </pic:nvPicPr>
                   <pic:blipFill>
-                    <a:blip r:embed="rId23"/>
+                    <a:blip r:embed="rId25"/>
                     <a:stretch>
                       <a:fillRect/>
                     </a:stretch>
@@ -401,6 +494,24 @@
         </w:drawing>
       </w:r>
     </w:p>
+    <w:bookmarkEnd w:id="28"/>
+    <w:bookmarkStart w:id="29" w:name="configure-the-method"/>
+    <w:p>
+      <w:pPr>
+        <w:pStyle w:val="Heading3"/>
+      </w:pPr>
+      <w:r>
+        <w:t xml:space="preserve">Configure the Method</w:t>
+      </w:r>
+    </w:p>
+    <w:p>
+      <w:pPr>
+        <w:pStyle w:val="FirstParagraph"/>
+      </w:pPr>
+      <w:r>
+        <w:t xml:space="preserve">The next step is to instantiate the method and, when necessary, fit it to the selected series. This is where the notebook makes its analytical choice explicit: the parameters chosen here determine what kind of pattern the detector or transformer will become sensitive to and how the later outputs should be interpreted.</w:t>
+      </w:r>
+    </w:p>
     <w:p>
       <w:pPr>
         <w:pStyle w:val="SourceCode"/>
@@ -597,6 +708,24 @@
         <w:t xml:space="preserve">serie)</w:t>
       </w:r>
     </w:p>
+    <w:bookmarkEnd w:id="29"/>
+    <w:bookmarkStart w:id="30" w:name="run-the-core-analysis"/>
+    <w:p>
+      <w:pPr>
+        <w:pStyle w:val="Heading3"/>
+      </w:pPr>
+      <w:r>
+        <w:t xml:space="preserve">Run the Core Analysis</w:t>
+      </w:r>
+    </w:p>
+    <w:p>
+      <w:pPr>
+        <w:pStyle w:val="FirstParagraph"/>
+      </w:pPr>
+      <w:r>
+        <w:t xml:space="preserve">With the environment and the method ready, we execute the central analytical step and inspect its immediate output. This is the point where the abstract idea described earlier becomes operational, so the reader should pay attention to what is produced and how Harbinger standardizes the result.</w:t>
+      </w:r>
+    </w:p>
     <w:p>
       <w:pPr>
         <w:pStyle w:val="SourceCode"/>
@@ -753,6 +882,24 @@
         <w:t xml:space="preserve">## 1  50  TRUE anomaly</w:t>
       </w:r>
     </w:p>
+    <w:bookmarkEnd w:id="30"/>
+    <w:bookmarkStart w:id="31" w:name="evaluate-what-was-found"/>
+    <w:p>
+      <w:pPr>
+        <w:pStyle w:val="Heading3"/>
+      </w:pPr>
+      <w:r>
+        <w:t xml:space="preserve">Evaluate What Was Found</w:t>
+      </w:r>
+    </w:p>
+    <w:p>
+      <w:pPr>
+        <w:pStyle w:val="FirstParagraph"/>
+      </w:pPr>
+      <w:r>
+        <w:t xml:space="preserve">After producing detections or transformed outputs, we compare them with the reference labels whenever they are available. This stage matters because it connects the visual intuition of the method with an explicit measurement of quality, helping the learner understand not only whether the method runs, but how well it behaves.</w:t>
+      </w:r>
+    </w:p>
     <w:p>
       <w:pPr>
         <w:pStyle w:val="SourceCode"/>
@@ -1260,8 +1407,9 @@
         <w:t xml:space="preserve">## FALSE     0     100</w:t>
       </w:r>
     </w:p>
-    <w:bookmarkEnd w:id="26"/>
-    <w:bookmarkStart w:id="28" w:name="references"/>
+    <w:bookmarkEnd w:id="31"/>
+    <w:bookmarkEnd w:id="32"/>
+    <w:bookmarkStart w:id="34" w:name="references"/>
     <w:p>
       <w:pPr>
         <w:pStyle w:val="Heading2"/>
@@ -1284,7 +1432,7 @@
       <w:r>
         <w:t xml:space="preserve"> </w:t>
       </w:r>
-      <w:hyperlink r:id="rId27">
+      <w:hyperlink r:id="rId33">
         <w:r>
           <w:rPr>
             <w:rStyle w:val="Hyperlink"/>
@@ -1293,7 +1441,7 @@
         </w:r>
       </w:hyperlink>
     </w:p>
-    <w:bookmarkEnd w:id="28"/>
+    <w:bookmarkEnd w:id="34"/>
     <w:sectPr>
       <w:footnotePr>
         <w:numRestart w:val="eachSect"/>

--- a/examples/general/doc/08-evaluation-har_eval_soft.docx
+++ b/examples/general/doc/08-evaluation-har_eval_soft.docx
@@ -38,7 +38,7 @@
       </w:r>
     </w:p>
     <w:bookmarkEnd w:id="21"/>
-    <w:bookmarkStart w:id="22" w:name="what-you-will-do"/>
+    <w:bookmarkStart w:id="30" w:name="what-you-will-do"/>
     <w:p>
       <w:pPr>
         <w:pStyle w:val="Heading2"/>
@@ -83,14 +83,254 @@
         <w:t xml:space="preserve">inspect the evaluation outputs and the diagnostic plots produced by Harbinger</w:t>
       </w:r>
     </w:p>
+    <w:bookmarkStart w:id="22" w:name="prepare-the-example"/>
+    <w:p>
+      <w:pPr>
+        <w:pStyle w:val="Heading3"/>
+      </w:pPr>
+      <w:r>
+        <w:t xml:space="preserve">Prepare the Example</w:t>
+      </w:r>
+    </w:p>
+    <w:p>
+      <w:pPr>
+        <w:pStyle w:val="FirstParagraph"/>
+      </w:pPr>
+      <w:r>
+        <w:t xml:space="preserve">This setup anchors the notebook in the specific series used to examine</w:t>
+      </w:r>
+      <w:r>
+        <w:t xml:space="preserve"> </w:t>
+      </w:r>
+      <w:r>
+        <w:rPr>
+          <w:rStyle w:val="VerbatimChar"/>
+        </w:rPr>
+        <w:t xml:space="preserve">har_eval_soft()</w:t>
+      </w:r>
+      <w:r>
+        <w:t xml:space="preserve">. The semantic point is the one stated above: softED provides soft evaluation by matching detections to ground truth within tolerance windows and assigning partial credit, so the raw signal needs to be visible before any fitting step hides that structure behind model output.</w:t>
+      </w:r>
+    </w:p>
+    <w:p>
+      <w:pPr>
+        <w:pStyle w:val="SourceCode"/>
+      </w:pPr>
+      <w:r>
+        <w:rPr>
+          <w:rStyle w:val="CommentTok"/>
+        </w:rPr>
+        <w:t xml:space="preserve"># Install Harbinger (if needed)</w:t>
+      </w:r>
+      <w:r>
+        <w:br/>
+      </w:r>
+      <w:r>
+        <w:rPr>
+          <w:rStyle w:val="CommentTok"/>
+        </w:rPr>
+        <w:t xml:space="preserve">#install.packages("harbinger")</w:t>
+      </w:r>
+    </w:p>
+    <w:p>
+      <w:pPr>
+        <w:pStyle w:val="SourceCode"/>
+      </w:pPr>
+      <w:r>
+        <w:rPr>
+          <w:rStyle w:val="CommentTok"/>
+        </w:rPr>
+        <w:t xml:space="preserve"># Load required packages</w:t>
+      </w:r>
+      <w:r>
+        <w:br/>
+      </w:r>
+      <w:r>
+        <w:rPr>
+          <w:rStyle w:val="FunctionTok"/>
+        </w:rPr>
+        <w:t xml:space="preserve">library</w:t>
+      </w:r>
+      <w:r>
+        <w:rPr>
+          <w:rStyle w:val="NormalTok"/>
+        </w:rPr>
+        <w:t xml:space="preserve">(daltoolbox)</w:t>
+      </w:r>
+      <w:r>
+        <w:br/>
+      </w:r>
+      <w:r>
+        <w:rPr>
+          <w:rStyle w:val="FunctionTok"/>
+        </w:rPr>
+        <w:t xml:space="preserve">library</w:t>
+      </w:r>
+      <w:r>
+        <w:rPr>
+          <w:rStyle w:val="NormalTok"/>
+        </w:rPr>
+        <w:t xml:space="preserve">(harbinger) </w:t>
+      </w:r>
+    </w:p>
+    <w:p>
+      <w:pPr>
+        <w:pStyle w:val="SourceCode"/>
+      </w:pPr>
+      <w:r>
+        <w:rPr>
+          <w:rStyle w:val="CommentTok"/>
+        </w:rPr>
+        <w:t xml:space="preserve"># Load example anomaly datasets</w:t>
+      </w:r>
+      <w:r>
+        <w:br/>
+      </w:r>
+      <w:r>
+        <w:rPr>
+          <w:rStyle w:val="FunctionTok"/>
+        </w:rPr>
+        <w:t xml:space="preserve">data</w:t>
+      </w:r>
+      <w:r>
+        <w:rPr>
+          <w:rStyle w:val="NormalTok"/>
+        </w:rPr>
+        <w:t xml:space="preserve">(examples_anomalies)</w:t>
+      </w:r>
+    </w:p>
+    <w:p>
+      <w:pPr>
+        <w:pStyle w:val="SourceCode"/>
+      </w:pPr>
+      <w:r>
+        <w:rPr>
+          <w:rStyle w:val="CommentTok"/>
+        </w:rPr>
+        <w:t xml:space="preserve"># Select a simple anomaly dataset</w:t>
+      </w:r>
+      <w:r>
+        <w:br/>
+      </w:r>
+      <w:r>
+        <w:rPr>
+          <w:rStyle w:val="NormalTok"/>
+        </w:rPr>
+        <w:t xml:space="preserve">dataset </w:t>
+      </w:r>
+      <w:r>
+        <w:rPr>
+          <w:rStyle w:val="OtherTok"/>
+        </w:rPr>
+        <w:t xml:space="preserve">&lt;-</w:t>
+      </w:r>
+      <w:r>
+        <w:rPr>
+          <w:rStyle w:val="NormalTok"/>
+        </w:rPr>
+        <w:t xml:space="preserve"> examples_anomalies</w:t>
+      </w:r>
+      <w:r>
+        <w:rPr>
+          <w:rStyle w:val="SpecialCharTok"/>
+        </w:rPr>
+        <w:t xml:space="preserve">$</w:t>
+      </w:r>
+      <w:r>
+        <w:rPr>
+          <w:rStyle w:val="NormalTok"/>
+        </w:rPr>
+        <w:t xml:space="preserve">simple</w:t>
+      </w:r>
+      <w:r>
+        <w:br/>
+      </w:r>
+      <w:r>
+        <w:rPr>
+          <w:rStyle w:val="FunctionTok"/>
+        </w:rPr>
+        <w:t xml:space="preserve">head</w:t>
+      </w:r>
+      <w:r>
+        <w:rPr>
+          <w:rStyle w:val="NormalTok"/>
+        </w:rPr>
+        <w:t xml:space="preserve">(dataset)</w:t>
+      </w:r>
+    </w:p>
+    <w:p>
+      <w:pPr>
+        <w:pStyle w:val="SourceCode"/>
+      </w:pPr>
+      <w:r>
+        <w:rPr>
+          <w:rStyle w:val="VerbatimChar"/>
+        </w:rPr>
+        <w:t xml:space="preserve">##       serie event</w:t>
+      </w:r>
+      <w:r>
+        <w:br/>
+      </w:r>
+      <w:r>
+        <w:rPr>
+          <w:rStyle w:val="VerbatimChar"/>
+        </w:rPr>
+        <w:t xml:space="preserve">## 1 1.0000000 FALSE</w:t>
+      </w:r>
+      <w:r>
+        <w:br/>
+      </w:r>
+      <w:r>
+        <w:rPr>
+          <w:rStyle w:val="VerbatimChar"/>
+        </w:rPr>
+        <w:t xml:space="preserve">## 2 0.9689124 FALSE</w:t>
+      </w:r>
+      <w:r>
+        <w:br/>
+      </w:r>
+      <w:r>
+        <w:rPr>
+          <w:rStyle w:val="VerbatimChar"/>
+        </w:rPr>
+        <w:t xml:space="preserve">## 3 0.8775826 FALSE</w:t>
+      </w:r>
+      <w:r>
+        <w:br/>
+      </w:r>
+      <w:r>
+        <w:rPr>
+          <w:rStyle w:val="VerbatimChar"/>
+        </w:rPr>
+        <w:t xml:space="preserve">## 4 0.7316889 FALSE</w:t>
+      </w:r>
+      <w:r>
+        <w:br/>
+      </w:r>
+      <w:r>
+        <w:rPr>
+          <w:rStyle w:val="VerbatimChar"/>
+        </w:rPr>
+        <w:t xml:space="preserve">## 5 0.5403023 FALSE</w:t>
+      </w:r>
+      <w:r>
+        <w:br/>
+      </w:r>
+      <w:r>
+        <w:rPr>
+          <w:rStyle w:val="VerbatimChar"/>
+        </w:rPr>
+        <w:t xml:space="preserve">## 6 0.3153224 FALSE</w:t>
+      </w:r>
+    </w:p>
     <w:bookmarkEnd w:id="22"/>
-    <w:bookmarkStart w:id="23" w:name="how-to-read-this-walkthrough"/>
-    <w:p>
-      <w:pPr>
-        <w:pStyle w:val="Heading2"/>
-      </w:pPr>
-      <w:r>
-        <w:t xml:space="preserve">How to read this walkthrough</w:t>
+    <w:bookmarkStart w:id="26" w:name="interpret-the-result-visually"/>
+    <w:p>
+      <w:pPr>
+        <w:pStyle w:val="Heading3"/>
+      </w:pPr>
+      <w:r>
+        <w:t xml:space="preserve">Interpret the Result Visually</w:t>
       </w:r>
     </w:p>
     <w:p>
@@ -98,303 +338,7 @@
         <w:pStyle w:val="FirstParagraph"/>
       </w:pPr>
       <w:r>
-        <w:t xml:space="preserve">The code blocks below follow the same learning rhythm used throughout the collection: prepare the environment, choose the dataset, configure the method, run the analysis, and then inspect the result. Readers who are still learning time-series mining can use that order to understand not only</w:t>
-      </w:r>
-      <w:r>
-        <w:t xml:space="preserve"> </w:t>
-      </w:r>
-      <w:r>
-        <w:rPr>
-          <w:i/>
-          <w:iCs/>
-        </w:rPr>
-        <w:t xml:space="preserve">what</w:t>
-      </w:r>
-      <w:r>
-        <w:t xml:space="preserve"> </w:t>
-      </w:r>
-      <w:r>
-        <w:t xml:space="preserve">each command does, but also</w:t>
-      </w:r>
-      <w:r>
-        <w:t xml:space="preserve"> </w:t>
-      </w:r>
-      <w:r>
-        <w:rPr>
-          <w:i/>
-          <w:iCs/>
-        </w:rPr>
-        <w:t xml:space="preserve">why</w:t>
-      </w:r>
-      <w:r>
-        <w:t xml:space="preserve"> </w:t>
-      </w:r>
-      <w:r>
-        <w:t xml:space="preserve">it appears at that stage of the workflow.</w:t>
-      </w:r>
-    </w:p>
-    <w:p>
-      <w:pPr>
-        <w:pStyle w:val="BodyText"/>
-      </w:pPr>
-      <w:r>
-        <w:t xml:space="preserve">As you go through the notebook, read the inline comments inside each chunk as the operational explanation and use the surrounding prose as the conceptual guide.</w:t>
-      </w:r>
-    </w:p>
-    <w:bookmarkEnd w:id="23"/>
-    <w:bookmarkStart w:id="32" w:name="walkthrough"/>
-    <w:p>
-      <w:pPr>
-        <w:pStyle w:val="Heading2"/>
-      </w:pPr>
-      <w:r>
-        <w:t xml:space="preserve">Walkthrough</w:t>
-      </w:r>
-    </w:p>
-    <w:bookmarkStart w:id="24" w:name="prepare-the-example"/>
-    <w:p>
-      <w:pPr>
-        <w:pStyle w:val="Heading3"/>
-      </w:pPr>
-      <w:r>
-        <w:t xml:space="preserve">Prepare the Example</w:t>
-      </w:r>
-    </w:p>
-    <w:p>
-      <w:pPr>
-        <w:pStyle w:val="FirstParagraph"/>
-      </w:pPr>
-      <w:r>
-        <w:t xml:space="preserve">We begin by organizing the environment, loading the packages, and selecting the dataset used in the notebook. This part is intentionally more direct: the goal is to make the starting point explicit before the method-specific reasoning begins.</w:t>
-      </w:r>
-    </w:p>
-    <w:p>
-      <w:pPr>
-        <w:pStyle w:val="SourceCode"/>
-      </w:pPr>
-      <w:r>
-        <w:rPr>
-          <w:rStyle w:val="CommentTok"/>
-        </w:rPr>
-        <w:t xml:space="preserve"># Install Harbinger (if needed)</w:t>
-      </w:r>
-      <w:r>
-        <w:br/>
-      </w:r>
-      <w:r>
-        <w:rPr>
-          <w:rStyle w:val="CommentTok"/>
-        </w:rPr>
-        <w:t xml:space="preserve">#install.packages("harbinger")</w:t>
-      </w:r>
-    </w:p>
-    <w:p>
-      <w:pPr>
-        <w:pStyle w:val="SourceCode"/>
-      </w:pPr>
-      <w:r>
-        <w:rPr>
-          <w:rStyle w:val="CommentTok"/>
-        </w:rPr>
-        <w:t xml:space="preserve"># Load required packages</w:t>
-      </w:r>
-      <w:r>
-        <w:br/>
-      </w:r>
-      <w:r>
-        <w:rPr>
-          <w:rStyle w:val="FunctionTok"/>
-        </w:rPr>
-        <w:t xml:space="preserve">library</w:t>
-      </w:r>
-      <w:r>
-        <w:rPr>
-          <w:rStyle w:val="NormalTok"/>
-        </w:rPr>
-        <w:t xml:space="preserve">(daltoolbox)</w:t>
-      </w:r>
-      <w:r>
-        <w:br/>
-      </w:r>
-      <w:r>
-        <w:rPr>
-          <w:rStyle w:val="FunctionTok"/>
-        </w:rPr>
-        <w:t xml:space="preserve">library</w:t>
-      </w:r>
-      <w:r>
-        <w:rPr>
-          <w:rStyle w:val="NormalTok"/>
-        </w:rPr>
-        <w:t xml:space="preserve">(harbinger) </w:t>
-      </w:r>
-    </w:p>
-    <w:p>
-      <w:pPr>
-        <w:pStyle w:val="SourceCode"/>
-      </w:pPr>
-      <w:r>
-        <w:rPr>
-          <w:rStyle w:val="CommentTok"/>
-        </w:rPr>
-        <w:t xml:space="preserve"># Load example anomaly datasets</w:t>
-      </w:r>
-      <w:r>
-        <w:br/>
-      </w:r>
-      <w:r>
-        <w:rPr>
-          <w:rStyle w:val="FunctionTok"/>
-        </w:rPr>
-        <w:t xml:space="preserve">data</w:t>
-      </w:r>
-      <w:r>
-        <w:rPr>
-          <w:rStyle w:val="NormalTok"/>
-        </w:rPr>
-        <w:t xml:space="preserve">(examples_anomalies)</w:t>
-      </w:r>
-    </w:p>
-    <w:p>
-      <w:pPr>
-        <w:pStyle w:val="SourceCode"/>
-      </w:pPr>
-      <w:r>
-        <w:rPr>
-          <w:rStyle w:val="CommentTok"/>
-        </w:rPr>
-        <w:t xml:space="preserve"># Select a simple anomaly dataset</w:t>
-      </w:r>
-      <w:r>
-        <w:br/>
-      </w:r>
-      <w:r>
-        <w:rPr>
-          <w:rStyle w:val="NormalTok"/>
-        </w:rPr>
-        <w:t xml:space="preserve">dataset </w:t>
-      </w:r>
-      <w:r>
-        <w:rPr>
-          <w:rStyle w:val="OtherTok"/>
-        </w:rPr>
-        <w:t xml:space="preserve">&lt;-</w:t>
-      </w:r>
-      <w:r>
-        <w:rPr>
-          <w:rStyle w:val="NormalTok"/>
-        </w:rPr>
-        <w:t xml:space="preserve"> examples_anomalies</w:t>
-      </w:r>
-      <w:r>
-        <w:rPr>
-          <w:rStyle w:val="SpecialCharTok"/>
-        </w:rPr>
-        <w:t xml:space="preserve">$</w:t>
-      </w:r>
-      <w:r>
-        <w:rPr>
-          <w:rStyle w:val="NormalTok"/>
-        </w:rPr>
-        <w:t xml:space="preserve">simple</w:t>
-      </w:r>
-      <w:r>
-        <w:br/>
-      </w:r>
-      <w:r>
-        <w:rPr>
-          <w:rStyle w:val="FunctionTok"/>
-        </w:rPr>
-        <w:t xml:space="preserve">head</w:t>
-      </w:r>
-      <w:r>
-        <w:rPr>
-          <w:rStyle w:val="NormalTok"/>
-        </w:rPr>
-        <w:t xml:space="preserve">(dataset)</w:t>
-      </w:r>
-    </w:p>
-    <w:p>
-      <w:pPr>
-        <w:pStyle w:val="SourceCode"/>
-      </w:pPr>
-      <w:r>
-        <w:rPr>
-          <w:rStyle w:val="VerbatimChar"/>
-        </w:rPr>
-        <w:t xml:space="preserve">##       serie event</w:t>
-      </w:r>
-      <w:r>
-        <w:br/>
-      </w:r>
-      <w:r>
-        <w:rPr>
-          <w:rStyle w:val="VerbatimChar"/>
-        </w:rPr>
-        <w:t xml:space="preserve">## 1 1.0000000 FALSE</w:t>
-      </w:r>
-      <w:r>
-        <w:br/>
-      </w:r>
-      <w:r>
-        <w:rPr>
-          <w:rStyle w:val="VerbatimChar"/>
-        </w:rPr>
-        <w:t xml:space="preserve">## 2 0.9689124 FALSE</w:t>
-      </w:r>
-      <w:r>
-        <w:br/>
-      </w:r>
-      <w:r>
-        <w:rPr>
-          <w:rStyle w:val="VerbatimChar"/>
-        </w:rPr>
-        <w:t xml:space="preserve">## 3 0.8775826 FALSE</w:t>
-      </w:r>
-      <w:r>
-        <w:br/>
-      </w:r>
-      <w:r>
-        <w:rPr>
-          <w:rStyle w:val="VerbatimChar"/>
-        </w:rPr>
-        <w:t xml:space="preserve">## 4 0.7316889 FALSE</w:t>
-      </w:r>
-      <w:r>
-        <w:br/>
-      </w:r>
-      <w:r>
-        <w:rPr>
-          <w:rStyle w:val="VerbatimChar"/>
-        </w:rPr>
-        <w:t xml:space="preserve">## 5 0.5403023 FALSE</w:t>
-      </w:r>
-      <w:r>
-        <w:br/>
-      </w:r>
-      <w:r>
-        <w:rPr>
-          <w:rStyle w:val="VerbatimChar"/>
-        </w:rPr>
-        <w:t xml:space="preserve">## 6 0.3153224 FALSE</w:t>
-      </w:r>
-    </w:p>
-    <w:bookmarkEnd w:id="24"/>
-    <w:bookmarkStart w:id="28" w:name="interpret-the-result-visually"/>
-    <w:p>
-      <w:pPr>
-        <w:pStyle w:val="Heading3"/>
-      </w:pPr>
-      <w:r>
-        <w:t xml:space="preserve">Interpret the Result Visually</w:t>
-      </w:r>
-    </w:p>
-    <w:p>
-      <w:pPr>
-        <w:pStyle w:val="FirstParagraph"/>
-      </w:pPr>
-      <w:r>
-        <w:t xml:space="preserve">The final plots are not just illustrations. They help the reader connect the method’s internal output with the original series, making it easier to see why a point, range, motif, or symbolic pattern was emphasized and whether that emphasis is coherent with the stated objective of the example.</w:t>
+        <w:t xml:space="preserve">This first visual pass establishes what the method should react to in the raw series. Keep the method summary in mind here, because softED provides soft evaluation by matching detections to ground truth within tolerance windows and assigning partial credit and the plot tells you whether that structure is clean, weak, local, repeated, or mixed with other effects.</w:t>
       </w:r>
     </w:p>
     <w:p>
@@ -456,18 +400,18 @@
           <wp:inline>
             <wp:extent cx="4620126" cy="3696101"/>
             <wp:effectExtent b="0" l="0" r="0" t="0"/>
-            <wp:docPr descr="" title="" id="26" name="Picture"/>
+            <wp:docPr descr="" title="" id="24" name="Picture"/>
             <a:graphic>
               <a:graphicData uri="http://schemas.openxmlformats.org/drawingml/2006/picture">
                 <pic:pic>
                   <pic:nvPicPr>
-                    <pic:cNvPr descr="/home/gpca/harbinger/examples/general/doc/08-evaluation-har_eval_soft_files/figure-docx/unnamed-chunk-5-1.png" id="27" name="Picture"/>
+                    <pic:cNvPr descr="/home/gpca/harbinger/examples/general/doc/08-evaluation-har_eval_soft_files/figure-docx/unnamed-chunk-5-1.png" id="25" name="Picture"/>
                     <pic:cNvPicPr>
                       <a:picLocks noChangeArrowheads="1" noChangeAspect="1"/>
                     </pic:cNvPicPr>
                   </pic:nvPicPr>
                   <pic:blipFill>
-                    <a:blip r:embed="rId25"/>
+                    <a:blip r:embed="rId23"/>
                     <a:stretch>
                       <a:fillRect/>
                     </a:stretch>
@@ -494,14 +438,414 @@
         </w:drawing>
       </w:r>
     </w:p>
+    <w:bookmarkEnd w:id="26"/>
+    <w:bookmarkStart w:id="27" w:name="configure-the-method"/>
+    <w:p>
+      <w:pPr>
+        <w:pStyle w:val="Heading3"/>
+      </w:pPr>
+      <w:r>
+        <w:t xml:space="preserve">Configure the Method</w:t>
+      </w:r>
+    </w:p>
+    <w:p>
+      <w:pPr>
+        <w:pStyle w:val="FirstParagraph"/>
+      </w:pPr>
+      <w:r>
+        <w:t xml:space="preserve">The choices below turn the central modeling idea into concrete parameters. They matter because softED provides soft evaluation by matching detections to ground truth within tolerance windows and assigning partial credit, so each argument controls how strongly the method will emphasize that pattern when it later produces evaluation outputs.</w:t>
+      </w:r>
+    </w:p>
+    <w:p>
+      <w:pPr>
+        <w:pStyle w:val="SourceCode"/>
+      </w:pPr>
+      <w:r>
+        <w:rPr>
+          <w:rStyle w:val="CommentTok"/>
+        </w:rPr>
+        <w:t xml:space="preserve"># Configure a simple MLP regressor-based anomaly detector</w:t>
+      </w:r>
+      <w:r>
+        <w:br/>
+      </w:r>
+      <w:r>
+        <w:rPr>
+          <w:rStyle w:val="NormalTok"/>
+        </w:rPr>
+        <w:t xml:space="preserve">model </w:t>
+      </w:r>
+      <w:r>
+        <w:rPr>
+          <w:rStyle w:val="OtherTok"/>
+        </w:rPr>
+        <w:t xml:space="preserve">&lt;-</w:t>
+      </w:r>
+      <w:r>
+        <w:rPr>
+          <w:rStyle w:val="NormalTok"/>
+        </w:rPr>
+        <w:t xml:space="preserve"> </w:t>
+      </w:r>
+      <w:r>
+        <w:rPr>
+          <w:rStyle w:val="FunctionTok"/>
+        </w:rPr>
+        <w:t xml:space="preserve">hanr_ml</w:t>
+      </w:r>
+      <w:r>
+        <w:rPr>
+          <w:rStyle w:val="NormalTok"/>
+        </w:rPr>
+        <w:t xml:space="preserve">(</w:t>
+      </w:r>
+      <w:r>
+        <w:rPr>
+          <w:rStyle w:val="FunctionTok"/>
+        </w:rPr>
+        <w:t xml:space="preserve">ts_mlp</w:t>
+      </w:r>
+      <w:r>
+        <w:rPr>
+          <w:rStyle w:val="NormalTok"/>
+        </w:rPr>
+        <w:t xml:space="preserve">(</w:t>
+      </w:r>
+      <w:r>
+        <w:rPr>
+          <w:rStyle w:val="FunctionTok"/>
+        </w:rPr>
+        <w:t xml:space="preserve">ts_norm_gminmax</w:t>
+      </w:r>
+      <w:r>
+        <w:rPr>
+          <w:rStyle w:val="NormalTok"/>
+        </w:rPr>
+        <w:t xml:space="preserve">(), </w:t>
+      </w:r>
+      <w:r>
+        <w:rPr>
+          <w:rStyle w:val="AttributeTok"/>
+        </w:rPr>
+        <w:t xml:space="preserve">input_size =</w:t>
+      </w:r>
+      <w:r>
+        <w:rPr>
+          <w:rStyle w:val="NormalTok"/>
+        </w:rPr>
+        <w:t xml:space="preserve"> </w:t>
+      </w:r>
+      <w:r>
+        <w:rPr>
+          <w:rStyle w:val="DecValTok"/>
+        </w:rPr>
+        <w:t xml:space="preserve">5</w:t>
+      </w:r>
+      <w:r>
+        <w:rPr>
+          <w:rStyle w:val="NormalTok"/>
+        </w:rPr>
+        <w:t xml:space="preserve">, </w:t>
+      </w:r>
+      <w:r>
+        <w:rPr>
+          <w:rStyle w:val="AttributeTok"/>
+        </w:rPr>
+        <w:t xml:space="preserve">size =</w:t>
+      </w:r>
+      <w:r>
+        <w:rPr>
+          <w:rStyle w:val="NormalTok"/>
+        </w:rPr>
+        <w:t xml:space="preserve"> </w:t>
+      </w:r>
+      <w:r>
+        <w:rPr>
+          <w:rStyle w:val="DecValTok"/>
+        </w:rPr>
+        <w:t xml:space="preserve">3</w:t>
+      </w:r>
+      <w:r>
+        <w:rPr>
+          <w:rStyle w:val="NormalTok"/>
+        </w:rPr>
+        <w:t xml:space="preserve">, </w:t>
+      </w:r>
+      <w:r>
+        <w:rPr>
+          <w:rStyle w:val="AttributeTok"/>
+        </w:rPr>
+        <w:t xml:space="preserve">decay =</w:t>
+      </w:r>
+      <w:r>
+        <w:rPr>
+          <w:rStyle w:val="NormalTok"/>
+        </w:rPr>
+        <w:t xml:space="preserve"> </w:t>
+      </w:r>
+      <w:r>
+        <w:rPr>
+          <w:rStyle w:val="DecValTok"/>
+        </w:rPr>
+        <w:t xml:space="preserve">0</w:t>
+      </w:r>
+      <w:r>
+        <w:rPr>
+          <w:rStyle w:val="NormalTok"/>
+        </w:rPr>
+        <w:t xml:space="preserve">))</w:t>
+      </w:r>
+    </w:p>
+    <w:p>
+      <w:pPr>
+        <w:pStyle w:val="SourceCode"/>
+      </w:pPr>
+      <w:r>
+        <w:rPr>
+          <w:rStyle w:val="CommentTok"/>
+        </w:rPr>
+        <w:t xml:space="preserve"># Fit the detector</w:t>
+      </w:r>
+      <w:r>
+        <w:br/>
+      </w:r>
+      <w:r>
+        <w:rPr>
+          <w:rStyle w:val="NormalTok"/>
+        </w:rPr>
+        <w:t xml:space="preserve">model </w:t>
+      </w:r>
+      <w:r>
+        <w:rPr>
+          <w:rStyle w:val="OtherTok"/>
+        </w:rPr>
+        <w:t xml:space="preserve">&lt;-</w:t>
+      </w:r>
+      <w:r>
+        <w:rPr>
+          <w:rStyle w:val="NormalTok"/>
+        </w:rPr>
+        <w:t xml:space="preserve"> </w:t>
+      </w:r>
+      <w:r>
+        <w:rPr>
+          <w:rStyle w:val="FunctionTok"/>
+        </w:rPr>
+        <w:t xml:space="preserve">fit</w:t>
+      </w:r>
+      <w:r>
+        <w:rPr>
+          <w:rStyle w:val="NormalTok"/>
+        </w:rPr>
+        <w:t xml:space="preserve">(model, dataset</w:t>
+      </w:r>
+      <w:r>
+        <w:rPr>
+          <w:rStyle w:val="SpecialCharTok"/>
+        </w:rPr>
+        <w:t xml:space="preserve">$</w:t>
+      </w:r>
+      <w:r>
+        <w:rPr>
+          <w:rStyle w:val="NormalTok"/>
+        </w:rPr>
+        <w:t xml:space="preserve">serie)</w:t>
+      </w:r>
+    </w:p>
+    <w:bookmarkEnd w:id="27"/>
+    <w:bookmarkStart w:id="28" w:name="run-the-core-analysis"/>
+    <w:p>
+      <w:pPr>
+        <w:pStyle w:val="Heading3"/>
+      </w:pPr>
+      <w:r>
+        <w:t xml:space="preserve">Run the Core Analysis</w:t>
+      </w:r>
+    </w:p>
+    <w:p>
+      <w:pPr>
+        <w:pStyle w:val="FirstParagraph"/>
+      </w:pPr>
+      <w:r>
+        <w:t xml:space="preserve">This is the moment where the notebook tests its central assumption on actual data. After applying</w:t>
+      </w:r>
+      <w:r>
+        <w:t xml:space="preserve"> </w:t>
+      </w:r>
+      <w:r>
+        <w:rPr>
+          <w:rStyle w:val="VerbatimChar"/>
+        </w:rPr>
+        <w:t xml:space="preserve">har_eval_soft()</w:t>
+      </w:r>
+      <w:r>
+        <w:t xml:space="preserve">, the important question is whether the resulting evaluation outputs really correspond to the pattern implied by the method description above, rather than to arbitrary numerical variation.</w:t>
+      </w:r>
+    </w:p>
+    <w:p>
+      <w:pPr>
+        <w:pStyle w:val="SourceCode"/>
+      </w:pPr>
+      <w:r>
+        <w:rPr>
+          <w:rStyle w:val="CommentTok"/>
+        </w:rPr>
+        <w:t xml:space="preserve"># Run detection </w:t>
+      </w:r>
+      <w:r>
+        <w:br/>
+      </w:r>
+      <w:r>
+        <w:rPr>
+          <w:rStyle w:val="NormalTok"/>
+        </w:rPr>
+        <w:t xml:space="preserve">detection </w:t>
+      </w:r>
+      <w:r>
+        <w:rPr>
+          <w:rStyle w:val="OtherTok"/>
+        </w:rPr>
+        <w:t xml:space="preserve">&lt;-</w:t>
+      </w:r>
+      <w:r>
+        <w:rPr>
+          <w:rStyle w:val="NormalTok"/>
+        </w:rPr>
+        <w:t xml:space="preserve"> </w:t>
+      </w:r>
+      <w:r>
+        <w:rPr>
+          <w:rStyle w:val="FunctionTok"/>
+        </w:rPr>
+        <w:t xml:space="preserve">detect</w:t>
+      </w:r>
+      <w:r>
+        <w:rPr>
+          <w:rStyle w:val="NormalTok"/>
+        </w:rPr>
+        <w:t xml:space="preserve">(model, dataset</w:t>
+      </w:r>
+      <w:r>
+        <w:rPr>
+          <w:rStyle w:val="SpecialCharTok"/>
+        </w:rPr>
+        <w:t xml:space="preserve">$</w:t>
+      </w:r>
+      <w:r>
+        <w:rPr>
+          <w:rStyle w:val="NormalTok"/>
+        </w:rPr>
+        <w:t xml:space="preserve">serie)</w:t>
+      </w:r>
+    </w:p>
+    <w:p>
+      <w:pPr>
+        <w:pStyle w:val="SourceCode"/>
+      </w:pPr>
+      <w:r>
+        <w:rPr>
+          <w:rStyle w:val="CommentTok"/>
+        </w:rPr>
+        <w:t xml:space="preserve"># Inspect detected anomaly indices</w:t>
+      </w:r>
+      <w:r>
+        <w:br/>
+      </w:r>
+      <w:r>
+        <w:rPr>
+          <w:rStyle w:val="FunctionTok"/>
+        </w:rPr>
+        <w:t xml:space="preserve">print</w:t>
+      </w:r>
+      <w:r>
+        <w:rPr>
+          <w:rStyle w:val="NormalTok"/>
+        </w:rPr>
+        <w:t xml:space="preserve">(detection </w:t>
+      </w:r>
+      <w:r>
+        <w:rPr>
+          <w:rStyle w:val="SpecialCharTok"/>
+        </w:rPr>
+        <w:t xml:space="preserve">|&gt;</w:t>
+      </w:r>
+      <w:r>
+        <w:rPr>
+          <w:rStyle w:val="NormalTok"/>
+        </w:rPr>
+        <w:t xml:space="preserve"> dplyr</w:t>
+      </w:r>
+      <w:r>
+        <w:rPr>
+          <w:rStyle w:val="SpecialCharTok"/>
+        </w:rPr>
+        <w:t xml:space="preserve">::</w:t>
+      </w:r>
+      <w:r>
+        <w:rPr>
+          <w:rStyle w:val="FunctionTok"/>
+        </w:rPr>
+        <w:t xml:space="preserve">filter</w:t>
+      </w:r>
+      <w:r>
+        <w:rPr>
+          <w:rStyle w:val="NormalTok"/>
+        </w:rPr>
+        <w:t xml:space="preserve">(event </w:t>
+      </w:r>
+      <w:r>
+        <w:rPr>
+          <w:rStyle w:val="SpecialCharTok"/>
+        </w:rPr>
+        <w:t xml:space="preserve">==</w:t>
+      </w:r>
+      <w:r>
+        <w:rPr>
+          <w:rStyle w:val="NormalTok"/>
+        </w:rPr>
+        <w:t xml:space="preserve"> </w:t>
+      </w:r>
+      <w:r>
+        <w:rPr>
+          <w:rStyle w:val="ConstantTok"/>
+        </w:rPr>
+        <w:t xml:space="preserve">TRUE</w:t>
+      </w:r>
+      <w:r>
+        <w:rPr>
+          <w:rStyle w:val="NormalTok"/>
+        </w:rPr>
+        <w:t xml:space="preserve">))</w:t>
+      </w:r>
+    </w:p>
+    <w:p>
+      <w:pPr>
+        <w:pStyle w:val="SourceCode"/>
+      </w:pPr>
+      <w:r>
+        <w:rPr>
+          <w:rStyle w:val="VerbatimChar"/>
+        </w:rPr>
+        <w:t xml:space="preserve">##   idx event    type</w:t>
+      </w:r>
+      <w:r>
+        <w:br/>
+      </w:r>
+      <w:r>
+        <w:rPr>
+          <w:rStyle w:val="VerbatimChar"/>
+        </w:rPr>
+        <w:t xml:space="preserve">## 1  50  TRUE anomaly</w:t>
+      </w:r>
+    </w:p>
     <w:bookmarkEnd w:id="28"/>
-    <w:bookmarkStart w:id="29" w:name="configure-the-method"/>
+    <w:bookmarkStart w:id="29" w:name="evaluate-what-was-found"/>
     <w:p>
       <w:pPr>
         <w:pStyle w:val="Heading3"/>
       </w:pPr>
       <w:r>
-        <w:t xml:space="preserve">Configure the Method</w:t>
+        <w:t xml:space="preserve">Evaluate What Was Found</w:t>
       </w:r>
     </w:p>
     <w:p>
@@ -509,7 +853,22 @@
         <w:pStyle w:val="FirstParagraph"/>
       </w:pPr>
       <w:r>
-        <w:t xml:space="preserve">The next step is to instantiate the method and, when necessary, fit it to the selected series. This is where the notebook makes its analytical choice explicit: the parameters chosen here determine what kind of pattern the detector or transformer will become sensitive to and how the later outputs should be interpreted.</w:t>
+        <w:t xml:space="preserve">The evaluation asks whether the evaluation outputs produced by</w:t>
+      </w:r>
+      <w:r>
+        <w:t xml:space="preserve"> </w:t>
+      </w:r>
+      <w:r>
+        <w:rPr>
+          <w:rStyle w:val="VerbatimChar"/>
+        </w:rPr>
+        <w:t xml:space="preserve">har_eval_soft()</w:t>
+      </w:r>
+      <w:r>
+        <w:t xml:space="preserve"> </w:t>
+      </w:r>
+      <w:r>
+        <w:t xml:space="preserve">match the labeled structure on this dataset. Read the scores as evidence about the method’s assumptions in practice, not as detached summary numbers.</w:t>
       </w:r>
     </w:p>
     <w:p>
@@ -520,16 +879,16 @@
         <w:rPr>
           <w:rStyle w:val="CommentTok"/>
         </w:rPr>
-        <w:t xml:space="preserve"># Configure a simple MLP regressor-based anomaly detector</w:t>
-      </w:r>
-      <w:r>
-        <w:br/>
-      </w:r>
-      <w:r>
-        <w:rPr>
-          <w:rStyle w:val="NormalTok"/>
-        </w:rPr>
-        <w:t xml:space="preserve">model </w:t>
+        <w:t xml:space="preserve"># Hard evaluation</w:t>
+      </w:r>
+      <w:r>
+        <w:br/>
+      </w:r>
+      <w:r>
+        <w:rPr>
+          <w:rStyle w:val="NormalTok"/>
+        </w:rPr>
+        <w:t xml:space="preserve">evaluation </w:t>
       </w:r>
       <w:r>
         <w:rPr>
@@ -547,7 +906,212 @@
         <w:rPr>
           <w:rStyle w:val="FunctionTok"/>
         </w:rPr>
-        <w:t xml:space="preserve">hanr_ml</w:t>
+        <w:t xml:space="preserve">evaluate</w:t>
+      </w:r>
+      <w:r>
+        <w:rPr>
+          <w:rStyle w:val="NormalTok"/>
+        </w:rPr>
+        <w:t xml:space="preserve">(model, detection</w:t>
+      </w:r>
+      <w:r>
+        <w:rPr>
+          <w:rStyle w:val="SpecialCharTok"/>
+        </w:rPr>
+        <w:t xml:space="preserve">$</w:t>
+      </w:r>
+      <w:r>
+        <w:rPr>
+          <w:rStyle w:val="NormalTok"/>
+        </w:rPr>
+        <w:t xml:space="preserve">event, dataset</w:t>
+      </w:r>
+      <w:r>
+        <w:rPr>
+          <w:rStyle w:val="SpecialCharTok"/>
+        </w:rPr>
+        <w:t xml:space="preserve">$</w:t>
+      </w:r>
+      <w:r>
+        <w:rPr>
+          <w:rStyle w:val="NormalTok"/>
+        </w:rPr>
+        <w:t xml:space="preserve">event, </w:t>
+      </w:r>
+      <w:r>
+        <w:rPr>
+          <w:rStyle w:val="AttributeTok"/>
+        </w:rPr>
+        <w:t xml:space="preserve">evaluation =</w:t>
+      </w:r>
+      <w:r>
+        <w:rPr>
+          <w:rStyle w:val="NormalTok"/>
+        </w:rPr>
+        <w:t xml:space="preserve"> </w:t>
+      </w:r>
+      <w:r>
+        <w:rPr>
+          <w:rStyle w:val="FunctionTok"/>
+        </w:rPr>
+        <w:t xml:space="preserve">har_eval</w:t>
+      </w:r>
+      <w:r>
+        <w:rPr>
+          <w:rStyle w:val="NormalTok"/>
+        </w:rPr>
+        <w:t xml:space="preserve">())</w:t>
+      </w:r>
+      <w:r>
+        <w:br/>
+      </w:r>
+      <w:r>
+        <w:rPr>
+          <w:rStyle w:val="FunctionTok"/>
+        </w:rPr>
+        <w:t xml:space="preserve">print</w:t>
+      </w:r>
+      <w:r>
+        <w:rPr>
+          <w:rStyle w:val="NormalTok"/>
+        </w:rPr>
+        <w:t xml:space="preserve">(evaluation</w:t>
+      </w:r>
+      <w:r>
+        <w:rPr>
+          <w:rStyle w:val="SpecialCharTok"/>
+        </w:rPr>
+        <w:t xml:space="preserve">$</w:t>
+      </w:r>
+      <w:r>
+        <w:rPr>
+          <w:rStyle w:val="NormalTok"/>
+        </w:rPr>
+        <w:t xml:space="preserve">confMatrix)</w:t>
+      </w:r>
+    </w:p>
+    <w:p>
+      <w:pPr>
+        <w:pStyle w:val="SourceCode"/>
+      </w:pPr>
+      <w:r>
+        <w:rPr>
+          <w:rStyle w:val="VerbatimChar"/>
+        </w:rPr>
+        <w:t xml:space="preserve">##           event      </w:t>
+      </w:r>
+      <w:r>
+        <w:br/>
+      </w:r>
+      <w:r>
+        <w:rPr>
+          <w:rStyle w:val="VerbatimChar"/>
+        </w:rPr>
+        <w:t xml:space="preserve">## detection TRUE  FALSE</w:t>
+      </w:r>
+      <w:r>
+        <w:br/>
+      </w:r>
+      <w:r>
+        <w:rPr>
+          <w:rStyle w:val="VerbatimChar"/>
+        </w:rPr>
+        <w:t xml:space="preserve">## TRUE      1     0    </w:t>
+      </w:r>
+      <w:r>
+        <w:br/>
+      </w:r>
+      <w:r>
+        <w:rPr>
+          <w:rStyle w:val="VerbatimChar"/>
+        </w:rPr>
+        <w:t xml:space="preserve">## FALSE     0     100</w:t>
+      </w:r>
+    </w:p>
+    <w:p>
+      <w:pPr>
+        <w:pStyle w:val="SourceCode"/>
+      </w:pPr>
+      <w:r>
+        <w:rPr>
+          <w:rStyle w:val="CommentTok"/>
+        </w:rPr>
+        <w:t xml:space="preserve"># Soft evaluation (SoftED) with tolerance window sw_size = 5</w:t>
+      </w:r>
+      <w:r>
+        <w:br/>
+      </w:r>
+      <w:r>
+        <w:rPr>
+          <w:rStyle w:val="NormalTok"/>
+        </w:rPr>
+        <w:t xml:space="preserve">result </w:t>
+      </w:r>
+      <w:r>
+        <w:rPr>
+          <w:rStyle w:val="OtherTok"/>
+        </w:rPr>
+        <w:t xml:space="preserve">&lt;-</w:t>
+      </w:r>
+      <w:r>
+        <w:rPr>
+          <w:rStyle w:val="NormalTok"/>
+        </w:rPr>
+        <w:t xml:space="preserve"> </w:t>
+      </w:r>
+      <w:r>
+        <w:rPr>
+          <w:rStyle w:val="FunctionTok"/>
+        </w:rPr>
+        <w:t xml:space="preserve">evaluate</w:t>
+      </w:r>
+      <w:r>
+        <w:rPr>
+          <w:rStyle w:val="NormalTok"/>
+        </w:rPr>
+        <w:t xml:space="preserve">(model, detection</w:t>
+      </w:r>
+      <w:r>
+        <w:rPr>
+          <w:rStyle w:val="SpecialCharTok"/>
+        </w:rPr>
+        <w:t xml:space="preserve">$</w:t>
+      </w:r>
+      <w:r>
+        <w:rPr>
+          <w:rStyle w:val="NormalTok"/>
+        </w:rPr>
+        <w:t xml:space="preserve">event, dataset</w:t>
+      </w:r>
+      <w:r>
+        <w:rPr>
+          <w:rStyle w:val="SpecialCharTok"/>
+        </w:rPr>
+        <w:t xml:space="preserve">$</w:t>
+      </w:r>
+      <w:r>
+        <w:rPr>
+          <w:rStyle w:val="NormalTok"/>
+        </w:rPr>
+        <w:t xml:space="preserve">event, </w:t>
+      </w:r>
+      <w:r>
+        <w:rPr>
+          <w:rStyle w:val="AttributeTok"/>
+        </w:rPr>
+        <w:t xml:space="preserve">evaluation =</w:t>
+      </w:r>
+      <w:r>
+        <w:rPr>
+          <w:rStyle w:val="NormalTok"/>
+        </w:rPr>
+        <w:t xml:space="preserve"> </w:t>
+      </w:r>
+      <w:r>
+        <w:rPr>
+          <w:rStyle w:val="FunctionTok"/>
+        </w:rPr>
+        <w:t xml:space="preserve">har_eval_soft</w:t>
       </w:r>
       <w:r>
         <w:rPr>
@@ -557,9 +1121,130 @@
       </w:r>
       <w:r>
         <w:rPr>
+          <w:rStyle w:val="AttributeTok"/>
+        </w:rPr>
+        <w:t xml:space="preserve">sw_size =</w:t>
+      </w:r>
+      <w:r>
+        <w:rPr>
+          <w:rStyle w:val="NormalTok"/>
+        </w:rPr>
+        <w:t xml:space="preserve"> </w:t>
+      </w:r>
+      <w:r>
+        <w:rPr>
+          <w:rStyle w:val="DecValTok"/>
+        </w:rPr>
+        <w:t xml:space="preserve">5</w:t>
+      </w:r>
+      <w:r>
+        <w:rPr>
+          <w:rStyle w:val="NormalTok"/>
+        </w:rPr>
+        <w:t xml:space="preserve">))</w:t>
+      </w:r>
+      <w:r>
+        <w:br/>
+      </w:r>
+      <w:r>
+        <w:rPr>
           <w:rStyle w:val="FunctionTok"/>
         </w:rPr>
-        <w:t xml:space="preserve">ts_mlp</w:t>
+        <w:t xml:space="preserve">print</w:t>
+      </w:r>
+      <w:r>
+        <w:rPr>
+          <w:rStyle w:val="NormalTok"/>
+        </w:rPr>
+        <w:t xml:space="preserve">(result</w:t>
+      </w:r>
+      <w:r>
+        <w:rPr>
+          <w:rStyle w:val="SpecialCharTok"/>
+        </w:rPr>
+        <w:t xml:space="preserve">$</w:t>
+      </w:r>
+      <w:r>
+        <w:rPr>
+          <w:rStyle w:val="NormalTok"/>
+        </w:rPr>
+        <w:t xml:space="preserve">confMatrix)</w:t>
+      </w:r>
+    </w:p>
+    <w:p>
+      <w:pPr>
+        <w:pStyle w:val="SourceCode"/>
+      </w:pPr>
+      <w:r>
+        <w:rPr>
+          <w:rStyle w:val="VerbatimChar"/>
+        </w:rPr>
+        <w:t xml:space="preserve">##           event      </w:t>
+      </w:r>
+      <w:r>
+        <w:br/>
+      </w:r>
+      <w:r>
+        <w:rPr>
+          <w:rStyle w:val="VerbatimChar"/>
+        </w:rPr>
+        <w:t xml:space="preserve">## detection TRUE  FALSE</w:t>
+      </w:r>
+      <w:r>
+        <w:br/>
+      </w:r>
+      <w:r>
+        <w:rPr>
+          <w:rStyle w:val="VerbatimChar"/>
+        </w:rPr>
+        <w:t xml:space="preserve">## TRUE      1     0    </w:t>
+      </w:r>
+      <w:r>
+        <w:br/>
+      </w:r>
+      <w:r>
+        <w:rPr>
+          <w:rStyle w:val="VerbatimChar"/>
+        </w:rPr>
+        <w:t xml:space="preserve">## FALSE     0     100</w:t>
+      </w:r>
+    </w:p>
+    <w:p>
+      <w:pPr>
+        <w:pStyle w:val="SourceCode"/>
+      </w:pPr>
+      <w:r>
+        <w:rPr>
+          <w:rStyle w:val="CommentTok"/>
+        </w:rPr>
+        <w:t xml:space="preserve"># Evaluation can also be performed directly without a model object</w:t>
+      </w:r>
+      <w:r>
+        <w:br/>
+      </w:r>
+      <w:r>
+        <w:rPr>
+          <w:rStyle w:val="NormalTok"/>
+        </w:rPr>
+        <w:t xml:space="preserve">result </w:t>
+      </w:r>
+      <w:r>
+        <w:rPr>
+          <w:rStyle w:val="OtherTok"/>
+        </w:rPr>
+        <w:t xml:space="preserve">&lt;-</w:t>
+      </w:r>
+      <w:r>
+        <w:rPr>
+          <w:rStyle w:val="NormalTok"/>
+        </w:rPr>
+        <w:t xml:space="preserve"> </w:t>
+      </w:r>
+      <w:r>
+        <w:rPr>
+          <w:rStyle w:val="FunctionTok"/>
+        </w:rPr>
+        <w:t xml:space="preserve">evaluate</w:t>
       </w:r>
       <w:r>
         <w:rPr>
@@ -571,19 +1256,19 @@
         <w:rPr>
           <w:rStyle w:val="FunctionTok"/>
         </w:rPr>
-        <w:t xml:space="preserve">ts_norm_gminmax</w:t>
-      </w:r>
-      <w:r>
-        <w:rPr>
-          <w:rStyle w:val="NormalTok"/>
-        </w:rPr>
-        <w:t xml:space="preserve">(), </w:t>
+        <w:t xml:space="preserve">har_eval_soft</w:t>
+      </w:r>
+      <w:r>
+        <w:rPr>
+          <w:rStyle w:val="NormalTok"/>
+        </w:rPr>
+        <w:t xml:space="preserve">(</w:t>
       </w:r>
       <w:r>
         <w:rPr>
           <w:rStyle w:val="AttributeTok"/>
         </w:rPr>
-        <w:t xml:space="preserve">input_size =</w:t>
+        <w:t xml:space="preserve">sw_size =</w:t>
       </w:r>
       <w:r>
         <w:rPr>
@@ -601,55 +1286,58 @@
         <w:rPr>
           <w:rStyle w:val="NormalTok"/>
         </w:rPr>
-        <w:t xml:space="preserve">, </w:t>
-      </w:r>
-      <w:r>
-        <w:rPr>
-          <w:rStyle w:val="AttributeTok"/>
-        </w:rPr>
-        <w:t xml:space="preserve">size =</w:t>
-      </w:r>
-      <w:r>
-        <w:rPr>
-          <w:rStyle w:val="NormalTok"/>
-        </w:rPr>
-        <w:t xml:space="preserve"> </w:t>
-      </w:r>
-      <w:r>
-        <w:rPr>
-          <w:rStyle w:val="DecValTok"/>
-        </w:rPr>
-        <w:t xml:space="preserve">3</w:t>
-      </w:r>
-      <w:r>
-        <w:rPr>
-          <w:rStyle w:val="NormalTok"/>
-        </w:rPr>
-        <w:t xml:space="preserve">, </w:t>
-      </w:r>
-      <w:r>
-        <w:rPr>
-          <w:rStyle w:val="AttributeTok"/>
-        </w:rPr>
-        <w:t xml:space="preserve">decay =</w:t>
-      </w:r>
-      <w:r>
-        <w:rPr>
-          <w:rStyle w:val="NormalTok"/>
-        </w:rPr>
-        <w:t xml:space="preserve"> </w:t>
-      </w:r>
-      <w:r>
-        <w:rPr>
-          <w:rStyle w:val="DecValTok"/>
-        </w:rPr>
-        <w:t xml:space="preserve">0</w:t>
-      </w:r>
-      <w:r>
-        <w:rPr>
-          <w:rStyle w:val="NormalTok"/>
-        </w:rPr>
-        <w:t xml:space="preserve">))</w:t>
+        <w:t xml:space="preserve">), detection</w:t>
+      </w:r>
+      <w:r>
+        <w:rPr>
+          <w:rStyle w:val="SpecialCharTok"/>
+        </w:rPr>
+        <w:t xml:space="preserve">$</w:t>
+      </w:r>
+      <w:r>
+        <w:rPr>
+          <w:rStyle w:val="NormalTok"/>
+        </w:rPr>
+        <w:t xml:space="preserve">event, dataset</w:t>
+      </w:r>
+      <w:r>
+        <w:rPr>
+          <w:rStyle w:val="SpecialCharTok"/>
+        </w:rPr>
+        <w:t xml:space="preserve">$</w:t>
+      </w:r>
+      <w:r>
+        <w:rPr>
+          <w:rStyle w:val="NormalTok"/>
+        </w:rPr>
+        <w:t xml:space="preserve">event)</w:t>
+      </w:r>
+      <w:r>
+        <w:br/>
+      </w:r>
+      <w:r>
+        <w:rPr>
+          <w:rStyle w:val="FunctionTok"/>
+        </w:rPr>
+        <w:t xml:space="preserve">print</w:t>
+      </w:r>
+      <w:r>
+        <w:rPr>
+          <w:rStyle w:val="NormalTok"/>
+        </w:rPr>
+        <w:t xml:space="preserve">(result</w:t>
+      </w:r>
+      <w:r>
+        <w:rPr>
+          <w:rStyle w:val="SpecialCharTok"/>
+        </w:rPr>
+        <w:t xml:space="preserve">$</w:t>
+      </w:r>
+      <w:r>
+        <w:rPr>
+          <w:rStyle w:val="NormalTok"/>
+        </w:rPr>
+        <w:t xml:space="preserve">confMatrix)</w:t>
       </w:r>
     </w:p>
     <w:p>
@@ -658,758 +1346,41 @@
       </w:pPr>
       <w:r>
         <w:rPr>
-          <w:rStyle w:val="CommentTok"/>
-        </w:rPr>
-        <w:t xml:space="preserve"># Fit the detector</w:t>
-      </w:r>
-      <w:r>
-        <w:br/>
-      </w:r>
-      <w:r>
-        <w:rPr>
-          <w:rStyle w:val="NormalTok"/>
-        </w:rPr>
-        <w:t xml:space="preserve">model </w:t>
-      </w:r>
-      <w:r>
-        <w:rPr>
-          <w:rStyle w:val="OtherTok"/>
-        </w:rPr>
-        <w:t xml:space="preserve">&lt;-</w:t>
-      </w:r>
-      <w:r>
-        <w:rPr>
-          <w:rStyle w:val="NormalTok"/>
-        </w:rPr>
-        <w:t xml:space="preserve"> </w:t>
-      </w:r>
-      <w:r>
-        <w:rPr>
-          <w:rStyle w:val="FunctionTok"/>
-        </w:rPr>
-        <w:t xml:space="preserve">fit</w:t>
-      </w:r>
-      <w:r>
-        <w:rPr>
-          <w:rStyle w:val="NormalTok"/>
-        </w:rPr>
-        <w:t xml:space="preserve">(model, dataset</w:t>
-      </w:r>
-      <w:r>
-        <w:rPr>
-          <w:rStyle w:val="SpecialCharTok"/>
-        </w:rPr>
-        <w:t xml:space="preserve">$</w:t>
-      </w:r>
-      <w:r>
-        <w:rPr>
-          <w:rStyle w:val="NormalTok"/>
-        </w:rPr>
-        <w:t xml:space="preserve">serie)</w:t>
+          <w:rStyle w:val="VerbatimChar"/>
+        </w:rPr>
+        <w:t xml:space="preserve">##           event      </w:t>
+      </w:r>
+      <w:r>
+        <w:br/>
+      </w:r>
+      <w:r>
+        <w:rPr>
+          <w:rStyle w:val="VerbatimChar"/>
+        </w:rPr>
+        <w:t xml:space="preserve">## detection TRUE  FALSE</w:t>
+      </w:r>
+      <w:r>
+        <w:br/>
+      </w:r>
+      <w:r>
+        <w:rPr>
+          <w:rStyle w:val="VerbatimChar"/>
+        </w:rPr>
+        <w:t xml:space="preserve">## TRUE      1     0    </w:t>
+      </w:r>
+      <w:r>
+        <w:br/>
+      </w:r>
+      <w:r>
+        <w:rPr>
+          <w:rStyle w:val="VerbatimChar"/>
+        </w:rPr>
+        <w:t xml:space="preserve">## FALSE     0     100</w:t>
       </w:r>
     </w:p>
     <w:bookmarkEnd w:id="29"/>
-    <w:bookmarkStart w:id="30" w:name="run-the-core-analysis"/>
-    <w:p>
-      <w:pPr>
-        <w:pStyle w:val="Heading3"/>
-      </w:pPr>
-      <w:r>
-        <w:t xml:space="preserve">Run the Core Analysis</w:t>
-      </w:r>
-    </w:p>
-    <w:p>
-      <w:pPr>
-        <w:pStyle w:val="FirstParagraph"/>
-      </w:pPr>
-      <w:r>
-        <w:t xml:space="preserve">With the environment and the method ready, we execute the central analytical step and inspect its immediate output. This is the point where the abstract idea described earlier becomes operational, so the reader should pay attention to what is produced and how Harbinger standardizes the result.</w:t>
-      </w:r>
-    </w:p>
-    <w:p>
-      <w:pPr>
-        <w:pStyle w:val="SourceCode"/>
-      </w:pPr>
-      <w:r>
-        <w:rPr>
-          <w:rStyle w:val="CommentTok"/>
-        </w:rPr>
-        <w:t xml:space="preserve"># Run detection </w:t>
-      </w:r>
-      <w:r>
-        <w:br/>
-      </w:r>
-      <w:r>
-        <w:rPr>
-          <w:rStyle w:val="NormalTok"/>
-        </w:rPr>
-        <w:t xml:space="preserve">detection </w:t>
-      </w:r>
-      <w:r>
-        <w:rPr>
-          <w:rStyle w:val="OtherTok"/>
-        </w:rPr>
-        <w:t xml:space="preserve">&lt;-</w:t>
-      </w:r>
-      <w:r>
-        <w:rPr>
-          <w:rStyle w:val="NormalTok"/>
-        </w:rPr>
-        <w:t xml:space="preserve"> </w:t>
-      </w:r>
-      <w:r>
-        <w:rPr>
-          <w:rStyle w:val="FunctionTok"/>
-        </w:rPr>
-        <w:t xml:space="preserve">detect</w:t>
-      </w:r>
-      <w:r>
-        <w:rPr>
-          <w:rStyle w:val="NormalTok"/>
-        </w:rPr>
-        <w:t xml:space="preserve">(model, dataset</w:t>
-      </w:r>
-      <w:r>
-        <w:rPr>
-          <w:rStyle w:val="SpecialCharTok"/>
-        </w:rPr>
-        <w:t xml:space="preserve">$</w:t>
-      </w:r>
-      <w:r>
-        <w:rPr>
-          <w:rStyle w:val="NormalTok"/>
-        </w:rPr>
-        <w:t xml:space="preserve">serie)</w:t>
-      </w:r>
-    </w:p>
-    <w:p>
-      <w:pPr>
-        <w:pStyle w:val="SourceCode"/>
-      </w:pPr>
-      <w:r>
-        <w:rPr>
-          <w:rStyle w:val="CommentTok"/>
-        </w:rPr>
-        <w:t xml:space="preserve"># Inspect detected anomaly indices</w:t>
-      </w:r>
-      <w:r>
-        <w:br/>
-      </w:r>
-      <w:r>
-        <w:rPr>
-          <w:rStyle w:val="FunctionTok"/>
-        </w:rPr>
-        <w:t xml:space="preserve">print</w:t>
-      </w:r>
-      <w:r>
-        <w:rPr>
-          <w:rStyle w:val="NormalTok"/>
-        </w:rPr>
-        <w:t xml:space="preserve">(detection </w:t>
-      </w:r>
-      <w:r>
-        <w:rPr>
-          <w:rStyle w:val="SpecialCharTok"/>
-        </w:rPr>
-        <w:t xml:space="preserve">|&gt;</w:t>
-      </w:r>
-      <w:r>
-        <w:rPr>
-          <w:rStyle w:val="NormalTok"/>
-        </w:rPr>
-        <w:t xml:space="preserve"> dplyr</w:t>
-      </w:r>
-      <w:r>
-        <w:rPr>
-          <w:rStyle w:val="SpecialCharTok"/>
-        </w:rPr>
-        <w:t xml:space="preserve">::</w:t>
-      </w:r>
-      <w:r>
-        <w:rPr>
-          <w:rStyle w:val="FunctionTok"/>
-        </w:rPr>
-        <w:t xml:space="preserve">filter</w:t>
-      </w:r>
-      <w:r>
-        <w:rPr>
-          <w:rStyle w:val="NormalTok"/>
-        </w:rPr>
-        <w:t xml:space="preserve">(event </w:t>
-      </w:r>
-      <w:r>
-        <w:rPr>
-          <w:rStyle w:val="SpecialCharTok"/>
-        </w:rPr>
-        <w:t xml:space="preserve">==</w:t>
-      </w:r>
-      <w:r>
-        <w:rPr>
-          <w:rStyle w:val="NormalTok"/>
-        </w:rPr>
-        <w:t xml:space="preserve"> </w:t>
-      </w:r>
-      <w:r>
-        <w:rPr>
-          <w:rStyle w:val="ConstantTok"/>
-        </w:rPr>
-        <w:t xml:space="preserve">TRUE</w:t>
-      </w:r>
-      <w:r>
-        <w:rPr>
-          <w:rStyle w:val="NormalTok"/>
-        </w:rPr>
-        <w:t xml:space="preserve">))</w:t>
-      </w:r>
-    </w:p>
-    <w:p>
-      <w:pPr>
-        <w:pStyle w:val="SourceCode"/>
-      </w:pPr>
-      <w:r>
-        <w:rPr>
-          <w:rStyle w:val="VerbatimChar"/>
-        </w:rPr>
-        <w:t xml:space="preserve">##   idx event    type</w:t>
-      </w:r>
-      <w:r>
-        <w:br/>
-      </w:r>
-      <w:r>
-        <w:rPr>
-          <w:rStyle w:val="VerbatimChar"/>
-        </w:rPr>
-        <w:t xml:space="preserve">## 1  50  TRUE anomaly</w:t>
-      </w:r>
-    </w:p>
     <w:bookmarkEnd w:id="30"/>
-    <w:bookmarkStart w:id="31" w:name="evaluate-what-was-found"/>
-    <w:p>
-      <w:pPr>
-        <w:pStyle w:val="Heading3"/>
-      </w:pPr>
-      <w:r>
-        <w:t xml:space="preserve">Evaluate What Was Found</w:t>
-      </w:r>
-    </w:p>
-    <w:p>
-      <w:pPr>
-        <w:pStyle w:val="FirstParagraph"/>
-      </w:pPr>
-      <w:r>
-        <w:t xml:space="preserve">After producing detections or transformed outputs, we compare them with the reference labels whenever they are available. This stage matters because it connects the visual intuition of the method with an explicit measurement of quality, helping the learner understand not only whether the method runs, but how well it behaves.</w:t>
-      </w:r>
-    </w:p>
-    <w:p>
-      <w:pPr>
-        <w:pStyle w:val="SourceCode"/>
-      </w:pPr>
-      <w:r>
-        <w:rPr>
-          <w:rStyle w:val="CommentTok"/>
-        </w:rPr>
-        <w:t xml:space="preserve"># Hard evaluation</w:t>
-      </w:r>
-      <w:r>
-        <w:br/>
-      </w:r>
-      <w:r>
-        <w:rPr>
-          <w:rStyle w:val="NormalTok"/>
-        </w:rPr>
-        <w:t xml:space="preserve">evaluation </w:t>
-      </w:r>
-      <w:r>
-        <w:rPr>
-          <w:rStyle w:val="OtherTok"/>
-        </w:rPr>
-        <w:t xml:space="preserve">&lt;-</w:t>
-      </w:r>
-      <w:r>
-        <w:rPr>
-          <w:rStyle w:val="NormalTok"/>
-        </w:rPr>
-        <w:t xml:space="preserve"> </w:t>
-      </w:r>
-      <w:r>
-        <w:rPr>
-          <w:rStyle w:val="FunctionTok"/>
-        </w:rPr>
-        <w:t xml:space="preserve">evaluate</w:t>
-      </w:r>
-      <w:r>
-        <w:rPr>
-          <w:rStyle w:val="NormalTok"/>
-        </w:rPr>
-        <w:t xml:space="preserve">(model, detection</w:t>
-      </w:r>
-      <w:r>
-        <w:rPr>
-          <w:rStyle w:val="SpecialCharTok"/>
-        </w:rPr>
-        <w:t xml:space="preserve">$</w:t>
-      </w:r>
-      <w:r>
-        <w:rPr>
-          <w:rStyle w:val="NormalTok"/>
-        </w:rPr>
-        <w:t xml:space="preserve">event, dataset</w:t>
-      </w:r>
-      <w:r>
-        <w:rPr>
-          <w:rStyle w:val="SpecialCharTok"/>
-        </w:rPr>
-        <w:t xml:space="preserve">$</w:t>
-      </w:r>
-      <w:r>
-        <w:rPr>
-          <w:rStyle w:val="NormalTok"/>
-        </w:rPr>
-        <w:t xml:space="preserve">event, </w:t>
-      </w:r>
-      <w:r>
-        <w:rPr>
-          <w:rStyle w:val="AttributeTok"/>
-        </w:rPr>
-        <w:t xml:space="preserve">evaluation =</w:t>
-      </w:r>
-      <w:r>
-        <w:rPr>
-          <w:rStyle w:val="NormalTok"/>
-        </w:rPr>
-        <w:t xml:space="preserve"> </w:t>
-      </w:r>
-      <w:r>
-        <w:rPr>
-          <w:rStyle w:val="FunctionTok"/>
-        </w:rPr>
-        <w:t xml:space="preserve">har_eval</w:t>
-      </w:r>
-      <w:r>
-        <w:rPr>
-          <w:rStyle w:val="NormalTok"/>
-        </w:rPr>
-        <w:t xml:space="preserve">())</w:t>
-      </w:r>
-      <w:r>
-        <w:br/>
-      </w:r>
-      <w:r>
-        <w:rPr>
-          <w:rStyle w:val="FunctionTok"/>
-        </w:rPr>
-        <w:t xml:space="preserve">print</w:t>
-      </w:r>
-      <w:r>
-        <w:rPr>
-          <w:rStyle w:val="NormalTok"/>
-        </w:rPr>
-        <w:t xml:space="preserve">(evaluation</w:t>
-      </w:r>
-      <w:r>
-        <w:rPr>
-          <w:rStyle w:val="SpecialCharTok"/>
-        </w:rPr>
-        <w:t xml:space="preserve">$</w:t>
-      </w:r>
-      <w:r>
-        <w:rPr>
-          <w:rStyle w:val="NormalTok"/>
-        </w:rPr>
-        <w:t xml:space="preserve">confMatrix)</w:t>
-      </w:r>
-    </w:p>
-    <w:p>
-      <w:pPr>
-        <w:pStyle w:val="SourceCode"/>
-      </w:pPr>
-      <w:r>
-        <w:rPr>
-          <w:rStyle w:val="VerbatimChar"/>
-        </w:rPr>
-        <w:t xml:space="preserve">##           event      </w:t>
-      </w:r>
-      <w:r>
-        <w:br/>
-      </w:r>
-      <w:r>
-        <w:rPr>
-          <w:rStyle w:val="VerbatimChar"/>
-        </w:rPr>
-        <w:t xml:space="preserve">## detection TRUE  FALSE</w:t>
-      </w:r>
-      <w:r>
-        <w:br/>
-      </w:r>
-      <w:r>
-        <w:rPr>
-          <w:rStyle w:val="VerbatimChar"/>
-        </w:rPr>
-        <w:t xml:space="preserve">## TRUE      1     0    </w:t>
-      </w:r>
-      <w:r>
-        <w:br/>
-      </w:r>
-      <w:r>
-        <w:rPr>
-          <w:rStyle w:val="VerbatimChar"/>
-        </w:rPr>
-        <w:t xml:space="preserve">## FALSE     0     100</w:t>
-      </w:r>
-    </w:p>
-    <w:p>
-      <w:pPr>
-        <w:pStyle w:val="SourceCode"/>
-      </w:pPr>
-      <w:r>
-        <w:rPr>
-          <w:rStyle w:val="CommentTok"/>
-        </w:rPr>
-        <w:t xml:space="preserve"># Soft evaluation (SoftED) with tolerance window sw_size = 5</w:t>
-      </w:r>
-      <w:r>
-        <w:br/>
-      </w:r>
-      <w:r>
-        <w:rPr>
-          <w:rStyle w:val="NormalTok"/>
-        </w:rPr>
-        <w:t xml:space="preserve">result </w:t>
-      </w:r>
-      <w:r>
-        <w:rPr>
-          <w:rStyle w:val="OtherTok"/>
-        </w:rPr>
-        <w:t xml:space="preserve">&lt;-</w:t>
-      </w:r>
-      <w:r>
-        <w:rPr>
-          <w:rStyle w:val="NormalTok"/>
-        </w:rPr>
-        <w:t xml:space="preserve"> </w:t>
-      </w:r>
-      <w:r>
-        <w:rPr>
-          <w:rStyle w:val="FunctionTok"/>
-        </w:rPr>
-        <w:t xml:space="preserve">evaluate</w:t>
-      </w:r>
-      <w:r>
-        <w:rPr>
-          <w:rStyle w:val="NormalTok"/>
-        </w:rPr>
-        <w:t xml:space="preserve">(model, detection</w:t>
-      </w:r>
-      <w:r>
-        <w:rPr>
-          <w:rStyle w:val="SpecialCharTok"/>
-        </w:rPr>
-        <w:t xml:space="preserve">$</w:t>
-      </w:r>
-      <w:r>
-        <w:rPr>
-          <w:rStyle w:val="NormalTok"/>
-        </w:rPr>
-        <w:t xml:space="preserve">event, dataset</w:t>
-      </w:r>
-      <w:r>
-        <w:rPr>
-          <w:rStyle w:val="SpecialCharTok"/>
-        </w:rPr>
-        <w:t xml:space="preserve">$</w:t>
-      </w:r>
-      <w:r>
-        <w:rPr>
-          <w:rStyle w:val="NormalTok"/>
-        </w:rPr>
-        <w:t xml:space="preserve">event, </w:t>
-      </w:r>
-      <w:r>
-        <w:rPr>
-          <w:rStyle w:val="AttributeTok"/>
-        </w:rPr>
-        <w:t xml:space="preserve">evaluation =</w:t>
-      </w:r>
-      <w:r>
-        <w:rPr>
-          <w:rStyle w:val="NormalTok"/>
-        </w:rPr>
-        <w:t xml:space="preserve"> </w:t>
-      </w:r>
-      <w:r>
-        <w:rPr>
-          <w:rStyle w:val="FunctionTok"/>
-        </w:rPr>
-        <w:t xml:space="preserve">har_eval_soft</w:t>
-      </w:r>
-      <w:r>
-        <w:rPr>
-          <w:rStyle w:val="NormalTok"/>
-        </w:rPr>
-        <w:t xml:space="preserve">(</w:t>
-      </w:r>
-      <w:r>
-        <w:rPr>
-          <w:rStyle w:val="AttributeTok"/>
-        </w:rPr>
-        <w:t xml:space="preserve">sw_size =</w:t>
-      </w:r>
-      <w:r>
-        <w:rPr>
-          <w:rStyle w:val="NormalTok"/>
-        </w:rPr>
-        <w:t xml:space="preserve"> </w:t>
-      </w:r>
-      <w:r>
-        <w:rPr>
-          <w:rStyle w:val="DecValTok"/>
-        </w:rPr>
-        <w:t xml:space="preserve">5</w:t>
-      </w:r>
-      <w:r>
-        <w:rPr>
-          <w:rStyle w:val="NormalTok"/>
-        </w:rPr>
-        <w:t xml:space="preserve">))</w:t>
-      </w:r>
-      <w:r>
-        <w:br/>
-      </w:r>
-      <w:r>
-        <w:rPr>
-          <w:rStyle w:val="FunctionTok"/>
-        </w:rPr>
-        <w:t xml:space="preserve">print</w:t>
-      </w:r>
-      <w:r>
-        <w:rPr>
-          <w:rStyle w:val="NormalTok"/>
-        </w:rPr>
-        <w:t xml:space="preserve">(result</w:t>
-      </w:r>
-      <w:r>
-        <w:rPr>
-          <w:rStyle w:val="SpecialCharTok"/>
-        </w:rPr>
-        <w:t xml:space="preserve">$</w:t>
-      </w:r>
-      <w:r>
-        <w:rPr>
-          <w:rStyle w:val="NormalTok"/>
-        </w:rPr>
-        <w:t xml:space="preserve">confMatrix)</w:t>
-      </w:r>
-    </w:p>
-    <w:p>
-      <w:pPr>
-        <w:pStyle w:val="SourceCode"/>
-      </w:pPr>
-      <w:r>
-        <w:rPr>
-          <w:rStyle w:val="VerbatimChar"/>
-        </w:rPr>
-        <w:t xml:space="preserve">##           event      </w:t>
-      </w:r>
-      <w:r>
-        <w:br/>
-      </w:r>
-      <w:r>
-        <w:rPr>
-          <w:rStyle w:val="VerbatimChar"/>
-        </w:rPr>
-        <w:t xml:space="preserve">## detection TRUE  FALSE</w:t>
-      </w:r>
-      <w:r>
-        <w:br/>
-      </w:r>
-      <w:r>
-        <w:rPr>
-          <w:rStyle w:val="VerbatimChar"/>
-        </w:rPr>
-        <w:t xml:space="preserve">## TRUE      1     0    </w:t>
-      </w:r>
-      <w:r>
-        <w:br/>
-      </w:r>
-      <w:r>
-        <w:rPr>
-          <w:rStyle w:val="VerbatimChar"/>
-        </w:rPr>
-        <w:t xml:space="preserve">## FALSE     0     100</w:t>
-      </w:r>
-    </w:p>
-    <w:p>
-      <w:pPr>
-        <w:pStyle w:val="SourceCode"/>
-      </w:pPr>
-      <w:r>
-        <w:rPr>
-          <w:rStyle w:val="CommentTok"/>
-        </w:rPr>
-        <w:t xml:space="preserve"># Evaluation can also be performed directly without a model object</w:t>
-      </w:r>
-      <w:r>
-        <w:br/>
-      </w:r>
-      <w:r>
-        <w:rPr>
-          <w:rStyle w:val="NormalTok"/>
-        </w:rPr>
-        <w:t xml:space="preserve">result </w:t>
-      </w:r>
-      <w:r>
-        <w:rPr>
-          <w:rStyle w:val="OtherTok"/>
-        </w:rPr>
-        <w:t xml:space="preserve">&lt;-</w:t>
-      </w:r>
-      <w:r>
-        <w:rPr>
-          <w:rStyle w:val="NormalTok"/>
-        </w:rPr>
-        <w:t xml:space="preserve"> </w:t>
-      </w:r>
-      <w:r>
-        <w:rPr>
-          <w:rStyle w:val="FunctionTok"/>
-        </w:rPr>
-        <w:t xml:space="preserve">evaluate</w:t>
-      </w:r>
-      <w:r>
-        <w:rPr>
-          <w:rStyle w:val="NormalTok"/>
-        </w:rPr>
-        <w:t xml:space="preserve">(</w:t>
-      </w:r>
-      <w:r>
-        <w:rPr>
-          <w:rStyle w:val="FunctionTok"/>
-        </w:rPr>
-        <w:t xml:space="preserve">har_eval_soft</w:t>
-      </w:r>
-      <w:r>
-        <w:rPr>
-          <w:rStyle w:val="NormalTok"/>
-        </w:rPr>
-        <w:t xml:space="preserve">(</w:t>
-      </w:r>
-      <w:r>
-        <w:rPr>
-          <w:rStyle w:val="AttributeTok"/>
-        </w:rPr>
-        <w:t xml:space="preserve">sw_size =</w:t>
-      </w:r>
-      <w:r>
-        <w:rPr>
-          <w:rStyle w:val="NormalTok"/>
-        </w:rPr>
-        <w:t xml:space="preserve"> </w:t>
-      </w:r>
-      <w:r>
-        <w:rPr>
-          <w:rStyle w:val="DecValTok"/>
-        </w:rPr>
-        <w:t xml:space="preserve">5</w:t>
-      </w:r>
-      <w:r>
-        <w:rPr>
-          <w:rStyle w:val="NormalTok"/>
-        </w:rPr>
-        <w:t xml:space="preserve">), detection</w:t>
-      </w:r>
-      <w:r>
-        <w:rPr>
-          <w:rStyle w:val="SpecialCharTok"/>
-        </w:rPr>
-        <w:t xml:space="preserve">$</w:t>
-      </w:r>
-      <w:r>
-        <w:rPr>
-          <w:rStyle w:val="NormalTok"/>
-        </w:rPr>
-        <w:t xml:space="preserve">event, dataset</w:t>
-      </w:r>
-      <w:r>
-        <w:rPr>
-          <w:rStyle w:val="SpecialCharTok"/>
-        </w:rPr>
-        <w:t xml:space="preserve">$</w:t>
-      </w:r>
-      <w:r>
-        <w:rPr>
-          <w:rStyle w:val="NormalTok"/>
-        </w:rPr>
-        <w:t xml:space="preserve">event)</w:t>
-      </w:r>
-      <w:r>
-        <w:br/>
-      </w:r>
-      <w:r>
-        <w:rPr>
-          <w:rStyle w:val="FunctionTok"/>
-        </w:rPr>
-        <w:t xml:space="preserve">print</w:t>
-      </w:r>
-      <w:r>
-        <w:rPr>
-          <w:rStyle w:val="NormalTok"/>
-        </w:rPr>
-        <w:t xml:space="preserve">(result</w:t>
-      </w:r>
-      <w:r>
-        <w:rPr>
-          <w:rStyle w:val="SpecialCharTok"/>
-        </w:rPr>
-        <w:t xml:space="preserve">$</w:t>
-      </w:r>
-      <w:r>
-        <w:rPr>
-          <w:rStyle w:val="NormalTok"/>
-        </w:rPr>
-        <w:t xml:space="preserve">confMatrix)</w:t>
-      </w:r>
-    </w:p>
-    <w:p>
-      <w:pPr>
-        <w:pStyle w:val="SourceCode"/>
-      </w:pPr>
-      <w:r>
-        <w:rPr>
-          <w:rStyle w:val="VerbatimChar"/>
-        </w:rPr>
-        <w:t xml:space="preserve">##           event      </w:t>
-      </w:r>
-      <w:r>
-        <w:br/>
-      </w:r>
-      <w:r>
-        <w:rPr>
-          <w:rStyle w:val="VerbatimChar"/>
-        </w:rPr>
-        <w:t xml:space="preserve">## detection TRUE  FALSE</w:t>
-      </w:r>
-      <w:r>
-        <w:br/>
-      </w:r>
-      <w:r>
-        <w:rPr>
-          <w:rStyle w:val="VerbatimChar"/>
-        </w:rPr>
-        <w:t xml:space="preserve">## TRUE      1     0    </w:t>
-      </w:r>
-      <w:r>
-        <w:br/>
-      </w:r>
-      <w:r>
-        <w:rPr>
-          <w:rStyle w:val="VerbatimChar"/>
-        </w:rPr>
-        <w:t xml:space="preserve">## FALSE     0     100</w:t>
-      </w:r>
-    </w:p>
-    <w:bookmarkEnd w:id="31"/>
-    <w:bookmarkEnd w:id="32"/>
-    <w:bookmarkStart w:id="34" w:name="references"/>
+    <w:bookmarkStart w:id="32" w:name="references"/>
     <w:p>
       <w:pPr>
         <w:pStyle w:val="Heading2"/>
@@ -1432,7 +1403,7 @@
       <w:r>
         <w:t xml:space="preserve"> </w:t>
       </w:r>
-      <w:hyperlink r:id="rId33">
+      <w:hyperlink r:id="rId31">
         <w:r>
           <w:rPr>
             <w:rStyle w:val="Hyperlink"/>
@@ -1441,7 +1412,7 @@
         </w:r>
       </w:hyperlink>
     </w:p>
-    <w:bookmarkEnd w:id="34"/>
+    <w:bookmarkEnd w:id="32"/>
     <w:sectPr>
       <w:footnotePr>
         <w:numRestart w:val="eachSect"/>

--- a/examples/general/doc/08-evaluation-har_eval_soft.docx
+++ b/examples/general/doc/08-evaluation-har_eval_soft.docx
@@ -2,7 +2,7 @@
 <file path=word/document.xml><?xml version="1.0" encoding="utf-8"?>
 <w:document xmlns:w="http://schemas.openxmlformats.org/wordprocessingml/2006/main" xmlns:m="http://schemas.openxmlformats.org/officeDocument/2006/math" xmlns:r="http://schemas.openxmlformats.org/officeDocument/2006/relationships" xmlns:o="urn:schemas-microsoft-com:office:office" xmlns:v="urn:schemas-microsoft-com:vml" xmlns:w10="urn:schemas-microsoft-com:office:word" xmlns:a="http://schemas.openxmlformats.org/drawingml/2006/main" xmlns:pic="http://schemas.openxmlformats.org/drawingml/2006/picture" xmlns:wp="http://schemas.openxmlformats.org/drawingml/2006/wordprocessingDrawing">
   <w:body>
-    <w:bookmarkStart w:id="20" w:name="objective"/>
+    <w:bookmarkStart w:id="9" w:name="objective"/>
     <w:p>
       <w:pPr>
         <w:pStyle w:val="Heading2"/>
@@ -19,8 +19,8 @@
         <w:t xml:space="preserve">The goal of this notebook is to present a complete Harbinger workflow: loading an example dataset, configuring the method used in the notebook, running the analysis, and interpreting the resulting outputs and plots.</w:t>
       </w:r>
     </w:p>
-    <w:bookmarkEnd w:id="20"/>
-    <w:bookmarkStart w:id="21" w:name="method-at-a-glance"/>
+    <w:bookmarkEnd w:id="9"/>
+    <w:bookmarkStart w:id="10" w:name="method-at-a-glance"/>
     <w:p>
       <w:pPr>
         <w:pStyle w:val="Heading2"/>
@@ -37,8 +37,8 @@
         <w:t xml:space="preserve">SoftED provides soft evaluation by matching detections to ground truth within tolerance windows and assigning partial credit. This notebook shows how to compute both hard and soft metrics and when soft evaluation is more appropriate (e.g., temporal uncertainty around event onset).</w:t>
       </w:r>
     </w:p>
-    <w:bookmarkEnd w:id="21"/>
-    <w:bookmarkStart w:id="30" w:name="what-you-will-do"/>
+    <w:bookmarkEnd w:id="10"/>
+    <w:bookmarkStart w:id="19" w:name="what-you-will-do"/>
     <w:p>
       <w:pPr>
         <w:pStyle w:val="Heading2"/>
@@ -83,7 +83,7 @@
         <w:t xml:space="preserve">inspect the evaluation outputs and the diagnostic plots produced by Harbinger</w:t>
       </w:r>
     </w:p>
-    <w:bookmarkStart w:id="22" w:name="prepare-the-example"/>
+    <w:bookmarkStart w:id="11" w:name="prepare-the-example"/>
     <w:p>
       <w:pPr>
         <w:pStyle w:val="Heading3"/>
@@ -323,8 +323,8 @@
         <w:t xml:space="preserve">## 6 0.3153224 FALSE</w:t>
       </w:r>
     </w:p>
-    <w:bookmarkEnd w:id="22"/>
-    <w:bookmarkStart w:id="26" w:name="interpret-the-result-visually"/>
+    <w:bookmarkEnd w:id="11"/>
+    <w:bookmarkStart w:id="15" w:name="interpret-the-result-visually"/>
     <w:p>
       <w:pPr>
         <w:pStyle w:val="Heading3"/>
@@ -400,18 +400,18 @@
           <wp:inline>
             <wp:extent cx="4620126" cy="3696101"/>
             <wp:effectExtent b="0" l="0" r="0" t="0"/>
-            <wp:docPr descr="" title="" id="24" name="Picture"/>
+            <wp:docPr descr="" title="" id="13" name="Picture"/>
             <a:graphic>
               <a:graphicData uri="http://schemas.openxmlformats.org/drawingml/2006/picture">
                 <pic:pic>
                   <pic:nvPicPr>
-                    <pic:cNvPr descr="/home/gpca/harbinger/examples/general/doc/08-evaluation-har_eval_soft_files/figure-docx/unnamed-chunk-5-1.png" id="25" name="Picture"/>
+                    <pic:cNvPr descr="C:\Git\dal\harbinger\examples\general\doc\08-evaluation-har_eval_soft_files/4a55df58251df6eb25c69832f906d4904517eb6c.png" id="14" name="Picture"/>
                     <pic:cNvPicPr>
                       <a:picLocks noChangeArrowheads="1" noChangeAspect="1"/>
                     </pic:cNvPicPr>
                   </pic:nvPicPr>
                   <pic:blipFill>
-                    <a:blip r:embed="rId23"/>
+                    <a:blip r:embed="rId12"/>
                     <a:stretch>
                       <a:fillRect/>
                     </a:stretch>
@@ -438,8 +438,8 @@
         </w:drawing>
       </w:r>
     </w:p>
-    <w:bookmarkEnd w:id="26"/>
-    <w:bookmarkStart w:id="27" w:name="configure-the-method"/>
+    <w:bookmarkEnd w:id="15"/>
+    <w:bookmarkStart w:id="16" w:name="configure-the-method"/>
     <w:p>
       <w:pPr>
         <w:pStyle w:val="Heading3"/>
@@ -652,8 +652,8 @@
         <w:t xml:space="preserve">serie)</w:t>
       </w:r>
     </w:p>
-    <w:bookmarkEnd w:id="27"/>
-    <w:bookmarkStart w:id="28" w:name="run-the-core-analysis"/>
+    <w:bookmarkEnd w:id="16"/>
+    <w:bookmarkStart w:id="17" w:name="run-the-core-analysis"/>
     <w:p>
       <w:pPr>
         <w:pStyle w:val="Heading3"/>
@@ -838,8 +838,8 @@
         <w:t xml:space="preserve">## 1  50  TRUE anomaly</w:t>
       </w:r>
     </w:p>
-    <w:bookmarkEnd w:id="28"/>
-    <w:bookmarkStart w:id="29" w:name="evaluate-what-was-found"/>
+    <w:bookmarkEnd w:id="17"/>
+    <w:bookmarkStart w:id="18" w:name="evaluate-what-was-found"/>
     <w:p>
       <w:pPr>
         <w:pStyle w:val="Heading3"/>
@@ -1378,9 +1378,9 @@
         <w:t xml:space="preserve">## FALSE     0     100</w:t>
       </w:r>
     </w:p>
-    <w:bookmarkEnd w:id="29"/>
-    <w:bookmarkEnd w:id="30"/>
-    <w:bookmarkStart w:id="32" w:name="references"/>
+    <w:bookmarkEnd w:id="18"/>
+    <w:bookmarkEnd w:id="19"/>
+    <w:bookmarkStart w:id="21" w:name="references"/>
     <w:p>
       <w:pPr>
         <w:pStyle w:val="Heading2"/>
@@ -1403,7 +1403,7 @@
       <w:r>
         <w:t xml:space="preserve"> </w:t>
       </w:r>
-      <w:hyperlink r:id="rId31">
+      <w:hyperlink r:id="rId20">
         <w:r>
           <w:rPr>
             <w:rStyle w:val="Hyperlink"/>
@@ -1412,7 +1412,7 @@
         </w:r>
       </w:hyperlink>
     </w:p>
-    <w:bookmarkEnd w:id="32"/>
+    <w:bookmarkEnd w:id="21"/>
     <w:sectPr>
       <w:footnotePr>
         <w:numRestart w:val="eachSect"/>
@@ -1643,10 +1643,10 @@
   <w:docDefaults>
     <w:rPrDefault>
       <w:rPr>
-        <w:rFonts w:asciiTheme="minorHAnsi" w:cstheme="minorBidi" w:eastAsiaTheme="minorHAnsi" w:hAnsiTheme="minorHAnsi"/>
+        <w:rFonts w:asciiTheme="minorHAnsi" w:cstheme="minorBidi" w:eastAsiaTheme="minorEastAsia" w:hAnsiTheme="minorHAnsi"/>
         <w:sz w:val="24"/>
         <w:szCs w:val="24"/>
-        <w:lang w:bidi="ar-SA" w:eastAsia="en-US" w:val="en-US"/>
+        <w:lang w:bidi="ar-SA" w:eastAsia="zh-CN" w:val="en-US"/>
       </w:rPr>
     </w:rPrDefault>
     <w:pPrDefault>
@@ -2187,13 +2187,6 @@
       </w:tblCellMar>
     </w:tblPr>
     <w:tblStylePr w:type="firstRow">
-      <w:tblPr>
-        <w:jc w:val="left"/>
-        <w:tblInd w:type="dxa" w:w="0"/>
-      </w:tblPr>
-      <w:trPr>
-        <w:jc w:val="left"/>
-      </w:trPr>
       <w:tcPr>
         <w:tcBorders>
           <w:bottom w:val="single"/>

--- a/examples/general/doc/08-evaluation-har_eval_soft.docx
+++ b/examples/general/doc/08-evaluation-har_eval_soft.docx
@@ -405,7 +405,7 @@
               <a:graphicData uri="http://schemas.openxmlformats.org/drawingml/2006/picture">
                 <pic:pic>
                   <pic:nvPicPr>
-                    <pic:cNvPr descr="C:\Git\dal\harbinger\examples\general\doc\08-evaluation-har_eval_soft_files/4a55df58251df6eb25c69832f906d4904517eb6c.png" id="14" name="Picture"/>
+                    <pic:cNvPr descr="/home/gpca/harbinger/examples/general/doc/08-evaluation-har_eval_soft_files/46fd22c5619288bab818a9b18590cffbd2d68ef6.png" id="14" name="Picture"/>
                     <pic:cNvPicPr>
                       <a:picLocks noChangeArrowheads="1" noChangeAspect="1"/>
                     </pic:cNvPicPr>
@@ -497,7 +497,13 @@
         <w:rPr>
           <w:rStyle w:val="NormalTok"/>
         </w:rPr>
-        <w:t xml:space="preserve">(</w:t>
+        <w:t xml:space="preserve">(tspredit</w:t>
+      </w:r>
+      <w:r>
+        <w:rPr>
+          <w:rStyle w:val="SpecialCharTok"/>
+        </w:rPr>
+        <w:t xml:space="preserve">::</w:t>
       </w:r>
       <w:r>
         <w:rPr>
@@ -509,7 +515,13 @@
         <w:rPr>
           <w:rStyle w:val="NormalTok"/>
         </w:rPr>
-        <w:t xml:space="preserve">(</w:t>
+        <w:t xml:space="preserve">(tspredit</w:t>
+      </w:r>
+      <w:r>
+        <w:rPr>
+          <w:rStyle w:val="SpecialCharTok"/>
+        </w:rPr>
+        <w:t xml:space="preserve">::</w:t>
       </w:r>
       <w:r>
         <w:rPr>

--- a/examples/general/doc/08-evaluation-har_eval_soft.docx
+++ b/examples/general/doc/08-evaluation-har_eval_soft.docx
@@ -497,7 +497,13 @@
         <w:rPr>
           <w:rStyle w:val="NormalTok"/>
         </w:rPr>
-        <w:t xml:space="preserve">(</w:t>
+        <w:t xml:space="preserve">(tspredit</w:t>
+      </w:r>
+      <w:r>
+        <w:rPr>
+          <w:rStyle w:val="SpecialCharTok"/>
+        </w:rPr>
+        <w:t xml:space="preserve">::</w:t>
       </w:r>
       <w:r>
         <w:rPr>
@@ -509,7 +515,13 @@
         <w:rPr>
           <w:rStyle w:val="NormalTok"/>
         </w:rPr>
-        <w:t xml:space="preserve">(</w:t>
+        <w:t xml:space="preserve">(tspredit</w:t>
+      </w:r>
+      <w:r>
+        <w:rPr>
+          <w:rStyle w:val="SpecialCharTok"/>
+        </w:rPr>
+        <w:t xml:space="preserve">::</w:t>
       </w:r>
       <w:r>
         <w:rPr>

--- a/examples/general/doc/08-evaluation-har_eval_soft.docx
+++ b/examples/general/doc/08-evaluation-har_eval_soft.docx
@@ -405,7 +405,7 @@
               <a:graphicData uri="http://schemas.openxmlformats.org/drawingml/2006/picture">
                 <pic:pic>
                   <pic:nvPicPr>
-                    <pic:cNvPr descr="C:\Git\dal\harbinger\examples\general\doc\08-evaluation-har_eval_soft_files/4a55df58251df6eb25c69832f906d4904517eb6c.png" id="14" name="Picture"/>
+                    <pic:cNvPr descr="/home/gpca/harbinger/examples/general/doc/08-evaluation-har_eval_soft_files/46fd22c5619288bab818a9b18590cffbd2d68ef6.png" id="14" name="Picture"/>
                     <pic:cNvPicPr>
                       <a:picLocks noChangeArrowheads="1" noChangeAspect="1"/>
                     </pic:cNvPicPr>

--- a/examples/general/doc/08-evaluation-har_eval_soft.docx
+++ b/examples/general/doc/08-evaluation-har_eval_soft.docx
@@ -116,6 +116,45 @@
       <w:pPr>
         <w:pStyle w:val="SourceCode"/>
       </w:pPr>
+      <w:r>
+        <w:rPr>
+          <w:rStyle w:val="FunctionTok"/>
+        </w:rPr>
+        <w:t xml:space="preserve">source</w:t>
+      </w:r>
+      <w:r>
+        <w:rPr>
+          <w:rStyle w:val="NormalTok"/>
+        </w:rPr>
+        <w:t xml:space="preserve">(</w:t>
+      </w:r>
+      <w:r>
+        <w:rPr>
+          <w:rStyle w:val="FunctionTok"/>
+        </w:rPr>
+        <w:t xml:space="preserve">url</w:t>
+      </w:r>
+      <w:r>
+        <w:rPr>
+          <w:rStyle w:val="NormalTok"/>
+        </w:rPr>
+        <w:t xml:space="preserve">(</w:t>
+      </w:r>
+      <w:r>
+        <w:rPr>
+          <w:rStyle w:val="StringTok"/>
+        </w:rPr>
+        <w:t xml:space="preserve">"https://raw.githubusercontent.com/cefet-rj-dal/harbinger/master/examples/seed.R"</w:t>
+      </w:r>
+      <w:r>
+        <w:rPr>
+          <w:rStyle w:val="NormalTok"/>
+        </w:rPr>
+        <w:t xml:space="preserve">))</w:t>
+      </w:r>
+      <w:r>
+        <w:br/>
+      </w:r>
       <w:r>
         <w:rPr>
           <w:rStyle w:val="CommentTok"/>
@@ -617,6 +656,21 @@
           <w:rStyle w:val="CommentTok"/>
         </w:rPr>
         <w:t xml:space="preserve"># Fit the detector</w:t>
+      </w:r>
+      <w:r>
+        <w:br/>
+      </w:r>
+      <w:r>
+        <w:rPr>
+          <w:rStyle w:val="FunctionTok"/>
+        </w:rPr>
+        <w:t xml:space="preserve">set_example_seed</w:t>
+      </w:r>
+      <w:r>
+        <w:rPr>
+          <w:rStyle w:val="NormalTok"/>
+        </w:rPr>
+        <w:t xml:space="preserve">()</w:t>
       </w:r>
       <w:r>
         <w:br/>

--- a/examples/general/doc/08-evaluation-har_eval_soft.docx
+++ b/examples/general/doc/08-evaluation-har_eval_soft.docx
@@ -81,6 +81,50 @@
       </w:pPr>
       <w:r>
         <w:t xml:space="preserve">inspect the evaluation outputs and the diagnostic plots produced by Harbinger</w:t>
+      </w:r>
+    </w:p>
+    <w:p>
+      <w:pPr>
+        <w:pStyle w:val="FirstParagraph"/>
+      </w:pPr>
+      <w:r>
+        <w:t xml:space="preserve">Contract note</w:t>
+      </w:r>
+      <w:r>
+        <w:t xml:space="preserve"> </w:t>
+      </w:r>
+      <w:r>
+        <w:t xml:space="preserve">- In this workflow,</w:t>
+      </w:r>
+      <w:r>
+        <w:t xml:space="preserve"> </w:t>
+      </w:r>
+      <w:r>
+        <w:rPr>
+          <w:rStyle w:val="VerbatimChar"/>
+        </w:rPr>
+        <w:t xml:space="preserve">hanr_ml()</w:t>
+      </w:r>
+      <w:r>
+        <w:t xml:space="preserve"> </w:t>
+      </w:r>
+      <w:r>
+        <w:t xml:space="preserve">already forces the wrapped</w:t>
+      </w:r>
+      <w:r>
+        <w:t xml:space="preserve"> </w:t>
+      </w:r>
+      <w:r>
+        <w:rPr>
+          <w:rStyle w:val="VerbatimChar"/>
+        </w:rPr>
+        <w:t xml:space="preserve">predict()</w:t>
+      </w:r>
+      <w:r>
+        <w:t xml:space="preserve"> </w:t>
+      </w:r>
+      <w:r>
+        <w:t xml:space="preserve">result to a plain vector before residual scoring.</w:t>
       </w:r>
     </w:p>
     <w:bookmarkStart w:id="11" w:name="prepare-the-example"/>
